--- a/Layouts/SVA Regulation IndeksDepMinMax.docx
+++ b/Layouts/SVA Regulation IndeksDepMinMax.docx
@@ -15,14 +15,14 @@
         <w:spacing w:after="0" w:line="240" w:lineRule="auto"/>
         <w:textAlignment w:val="baseline"/>
         <w:rPr>
-          <w:rFonts w:ascii="Arial" w:eastAsia="Times New Roman" w:hAnsi="Arial" w:cs="Arial"/>
+          <w:rFonts w:ascii="Arial" w:hAnsi="Arial" w:eastAsia="Times New Roman" w:cs="Arial"/>
           <w:lang w:val="en-US" w:eastAsia="en-US"/>
         </w:rPr>
       </w:pPr>
       <w:sdt>
         <w:sdtPr>
           <w:rPr>
-            <w:rFonts w:ascii="Arial" w:eastAsia="Times New Roman" w:hAnsi="Arial" w:cs="Arial"/>
+            <w:rFonts w:ascii="Arial" w:hAnsi="Arial" w:eastAsia="Times New Roman" w:cs="Arial"/>
             <w:lang w:val="en-US" w:eastAsia="en-US"/>
           </w:rPr>
           <w:alias w:val="#Nav: /SVA_Regulations/OName1"/>
@@ -38,7 +38,7 @@
         <w:sdtContent>
           <w:r>
             <w:rPr>
-              <w:rFonts w:ascii="Arial" w:eastAsia="Times New Roman" w:hAnsi="Arial" w:cs="Arial"/>
+              <w:rFonts w:ascii="Arial" w:hAnsi="Arial" w:eastAsia="Times New Roman" w:cs="Arial"/>
               <w:lang w:val="en-US" w:eastAsia="en-US"/>
             </w:rPr>
             <w:t>OName1</w:t>
@@ -47,7 +47,7 @@
       </w:sdt>
       <w:r>
         <w:rPr>
-          <w:rFonts w:ascii="Arial" w:eastAsia="Times New Roman" w:hAnsi="Arial" w:cs="Arial"/>
+          <w:rFonts w:ascii="Arial" w:hAnsi="Arial" w:eastAsia="Times New Roman" w:cs="Arial"/>
           <w:lang w:val="en-US" w:eastAsia="en-US"/>
         </w:rPr>
         <w:tab/>
@@ -56,7 +56,7 @@
       <w:proofErr w:type="gramStart"/>
       <w:r>
         <w:rPr>
-          <w:rFonts w:ascii="Arial" w:eastAsia="Times New Roman" w:hAnsi="Arial" w:cs="Arial"/>
+          <w:rFonts w:ascii="Arial" w:hAnsi="Arial" w:eastAsia="Times New Roman" w:cs="Arial"/>
           <w:lang w:val="en-US" w:eastAsia="en-US"/>
         </w:rPr>
         <w:t>…..</w:t>
@@ -64,14 +64,14 @@
       <w:proofErr w:type="gramEnd"/>
       <w:r>
         <w:rPr>
-          <w:rFonts w:ascii="Arial" w:eastAsia="Times New Roman" w:hAnsi="Arial" w:cs="Arial"/>
+          <w:rFonts w:ascii="Arial" w:hAnsi="Arial" w:eastAsia="Times New Roman" w:cs="Arial"/>
           <w:lang w:val="en-US" w:eastAsia="en-US"/>
         </w:rPr>
         <w:t>:</w:t>
       </w:r>
       <w:r>
         <w:rPr>
-          <w:rFonts w:ascii="Arial" w:eastAsia="Times New Roman" w:hAnsi="Arial" w:cs="Arial"/>
+          <w:rFonts w:ascii="Arial" w:hAnsi="Arial" w:eastAsia="Times New Roman" w:cs="Arial"/>
           <w:lang w:val="en-US" w:eastAsia="en-US"/>
         </w:rPr>
         <w:tab/>
@@ -79,28 +79,28 @@
       </w:r>
       <w:r>
         <w:rPr>
-          <w:rFonts w:ascii="Arial" w:eastAsia="Times New Roman" w:hAnsi="Arial" w:cs="Arial"/>
+          <w:rFonts w:ascii="Arial" w:hAnsi="Arial" w:eastAsia="Times New Roman" w:cs="Arial"/>
           <w:lang w:eastAsia="en-US"/>
         </w:rPr>
         <w:fldChar w:fldCharType="begin"/>
       </w:r>
       <w:r>
         <w:rPr>
-          <w:rFonts w:ascii="Arial" w:eastAsia="Times New Roman" w:hAnsi="Arial" w:cs="Arial"/>
+          <w:rFonts w:ascii="Arial" w:hAnsi="Arial" w:eastAsia="Times New Roman" w:cs="Arial"/>
           <w:lang w:eastAsia="en-US"/>
         </w:rPr>
         <w:instrText xml:space="preserve"> TIME \@ "d. MMMM yyyy" </w:instrText>
       </w:r>
       <w:r>
         <w:rPr>
-          <w:rFonts w:ascii="Arial" w:eastAsia="Times New Roman" w:hAnsi="Arial" w:cs="Arial"/>
+          <w:rFonts w:ascii="Arial" w:hAnsi="Arial" w:eastAsia="Times New Roman" w:cs="Arial"/>
           <w:lang w:eastAsia="en-US"/>
         </w:rPr>
         <w:fldChar w:fldCharType="separate"/>
       </w:r>
       <w:r>
         <w:rPr>
-          <w:rFonts w:ascii="Arial" w:eastAsia="Times New Roman" w:hAnsi="Arial" w:cs="Arial"/>
+          <w:rFonts w:ascii="Arial" w:hAnsi="Arial" w:eastAsia="Times New Roman" w:cs="Arial"/>
           <w:noProof/>
           <w:lang w:eastAsia="en-US"/>
         </w:rPr>
@@ -108,7 +108,7 @@
       </w:r>
       <w:r>
         <w:rPr>
-          <w:rFonts w:ascii="Arial" w:eastAsia="Times New Roman" w:hAnsi="Arial" w:cs="Arial"/>
+          <w:rFonts w:ascii="Arial" w:hAnsi="Arial" w:eastAsia="Times New Roman" w:cs="Arial"/>
           <w:lang w:eastAsia="en-US"/>
         </w:rPr>
         <w:fldChar w:fldCharType="end"/>
@@ -127,14 +127,14 @@
         <w:spacing w:after="0" w:line="240" w:lineRule="auto"/>
         <w:textAlignment w:val="baseline"/>
         <w:rPr>
-          <w:rFonts w:ascii="Arial" w:eastAsia="Times New Roman" w:hAnsi="Arial" w:cs="Arial"/>
+          <w:rFonts w:ascii="Arial" w:hAnsi="Arial" w:eastAsia="Times New Roman" w:cs="Arial"/>
           <w:lang w:val="en-US" w:eastAsia="en-US"/>
         </w:rPr>
       </w:pPr>
       <w:sdt>
         <w:sdtPr>
           <w:rPr>
-            <w:rFonts w:ascii="Arial" w:eastAsia="Times New Roman" w:hAnsi="Arial" w:cs="Arial"/>
+            <w:rFonts w:ascii="Arial" w:hAnsi="Arial" w:eastAsia="Times New Roman" w:cs="Arial"/>
             <w:lang w:val="en-US" w:eastAsia="en-US"/>
           </w:rPr>
           <w:alias w:val="#Nav: /SVA_Regulations/OName2"/>
@@ -150,7 +150,7 @@
         <w:sdtContent>
           <w:r>
             <w:rPr>
-              <w:rFonts w:ascii="Arial" w:eastAsia="Times New Roman" w:hAnsi="Arial" w:cs="Arial"/>
+              <w:rFonts w:ascii="Arial" w:hAnsi="Arial" w:eastAsia="Times New Roman" w:cs="Arial"/>
               <w:lang w:val="en-US" w:eastAsia="en-US"/>
             </w:rPr>
             <w:t>OName2</w:t>
@@ -159,7 +159,7 @@
       </w:sdt>
       <w:r>
         <w:rPr>
-          <w:rFonts w:ascii="Arial" w:eastAsia="Times New Roman" w:hAnsi="Arial" w:cs="Arial"/>
+          <w:rFonts w:ascii="Arial" w:hAnsi="Arial" w:eastAsia="Times New Roman" w:cs="Arial"/>
           <w:lang w:val="en-US" w:eastAsia="en-US"/>
         </w:rPr>
         <w:tab/>
@@ -167,7 +167,7 @@
       <w:proofErr w:type="spellStart"/>
       <w:r>
         <w:rPr>
-          <w:rFonts w:ascii="Arial" w:eastAsia="Times New Roman" w:hAnsi="Arial" w:cs="Arial"/>
+          <w:rFonts w:ascii="Arial" w:hAnsi="Arial" w:eastAsia="Times New Roman" w:cs="Arial"/>
           <w:lang w:val="en-US" w:eastAsia="en-US"/>
         </w:rPr>
         <w:t>Lejemål</w:t>
@@ -175,14 +175,14 @@
       <w:proofErr w:type="spellEnd"/>
       <w:r>
         <w:rPr>
-          <w:rFonts w:ascii="Arial" w:eastAsia="Times New Roman" w:hAnsi="Arial" w:cs="Arial"/>
+          <w:rFonts w:ascii="Arial" w:hAnsi="Arial" w:eastAsia="Times New Roman" w:cs="Arial"/>
           <w:lang w:val="en-US" w:eastAsia="en-US"/>
         </w:rPr>
         <w:t>.:</w:t>
       </w:r>
       <w:r>
         <w:rPr>
-          <w:rFonts w:ascii="Arial" w:eastAsia="Times New Roman" w:hAnsi="Arial" w:cs="Arial"/>
+          <w:rFonts w:ascii="Arial" w:hAnsi="Arial" w:eastAsia="Times New Roman" w:cs="Arial"/>
           <w:lang w:val="en-US" w:eastAsia="en-US"/>
         </w:rPr>
         <w:tab/>
@@ -191,7 +191,7 @@
       <w:sdt>
         <w:sdtPr>
           <w:rPr>
-            <w:rFonts w:ascii="Arial" w:eastAsia="Times New Roman" w:hAnsi="Arial" w:cs="Arial"/>
+            <w:rFonts w:ascii="Arial" w:hAnsi="Arial" w:eastAsia="Times New Roman" w:cs="Arial"/>
             <w:lang w:val="en-US" w:eastAsia="en-US"/>
           </w:rPr>
           <w:alias w:val="#Nav: /SVA_Regulations/TenancyNo"/>
@@ -208,7 +208,7 @@
           <w:proofErr w:type="spellStart"/>
           <w:r>
             <w:rPr>
-              <w:rFonts w:ascii="Arial" w:eastAsia="Times New Roman" w:hAnsi="Arial" w:cs="Arial"/>
+              <w:rFonts w:ascii="Arial" w:hAnsi="Arial" w:eastAsia="Times New Roman" w:cs="Arial"/>
               <w:lang w:val="en-US" w:eastAsia="en-US"/>
             </w:rPr>
             <w:t>TenancyNo</w:t>
@@ -230,14 +230,14 @@
         <w:spacing w:after="0" w:line="240" w:lineRule="auto"/>
         <w:textAlignment w:val="baseline"/>
         <w:rPr>
-          <w:rFonts w:ascii="Arial" w:eastAsia="Times New Roman" w:hAnsi="Arial" w:cs="Arial"/>
+          <w:rFonts w:ascii="Arial" w:hAnsi="Arial" w:eastAsia="Times New Roman" w:cs="Arial"/>
           <w:lang w:val="en-US" w:eastAsia="en-US"/>
         </w:rPr>
       </w:pPr>
       <w:sdt>
         <w:sdtPr>
           <w:rPr>
-            <w:rFonts w:ascii="Arial" w:eastAsia="Times New Roman" w:hAnsi="Arial" w:cs="Arial"/>
+            <w:rFonts w:ascii="Arial" w:hAnsi="Arial" w:eastAsia="Times New Roman" w:cs="Arial"/>
             <w:lang w:val="en-US" w:eastAsia="en-US"/>
           </w:rPr>
           <w:alias w:val="#Nav: /SVA_Regulations/OAddress"/>
@@ -254,7 +254,7 @@
           <w:proofErr w:type="spellStart"/>
           <w:r>
             <w:rPr>
-              <w:rFonts w:ascii="Arial" w:eastAsia="Times New Roman" w:hAnsi="Arial" w:cs="Arial"/>
+              <w:rFonts w:ascii="Arial" w:hAnsi="Arial" w:eastAsia="Times New Roman" w:cs="Arial"/>
               <w:lang w:val="en-US" w:eastAsia="en-US"/>
             </w:rPr>
             <w:t>OAddress</w:t>
@@ -264,7 +264,7 @@
       </w:sdt>
       <w:r>
         <w:rPr>
-          <w:rFonts w:ascii="Arial" w:eastAsia="Times New Roman" w:hAnsi="Arial" w:cs="Arial"/>
+          <w:rFonts w:ascii="Arial" w:hAnsi="Arial" w:eastAsia="Times New Roman" w:cs="Arial"/>
           <w:lang w:val="en-US" w:eastAsia="en-US"/>
         </w:rPr>
         <w:tab/>
@@ -272,7 +272,7 @@
       <w:proofErr w:type="spellStart"/>
       <w:r>
         <w:rPr>
-          <w:rFonts w:ascii="Arial" w:eastAsia="Times New Roman" w:hAnsi="Arial" w:cs="Arial"/>
+          <w:rFonts w:ascii="Arial" w:hAnsi="Arial" w:eastAsia="Times New Roman" w:cs="Arial"/>
           <w:lang w:val="en-US" w:eastAsia="en-US"/>
         </w:rPr>
         <w:t>Kontrakt</w:t>
@@ -280,14 +280,14 @@
       <w:proofErr w:type="spellEnd"/>
       <w:r>
         <w:rPr>
-          <w:rFonts w:ascii="Arial" w:eastAsia="Times New Roman" w:hAnsi="Arial" w:cs="Arial"/>
+          <w:rFonts w:ascii="Arial" w:hAnsi="Arial" w:eastAsia="Times New Roman" w:cs="Arial"/>
           <w:lang w:val="en-US" w:eastAsia="en-US"/>
         </w:rPr>
         <w:t>:</w:t>
       </w:r>
       <w:r>
         <w:rPr>
-          <w:rFonts w:ascii="Arial" w:eastAsia="Times New Roman" w:hAnsi="Arial" w:cs="Arial"/>
+          <w:rFonts w:ascii="Arial" w:hAnsi="Arial" w:eastAsia="Times New Roman" w:cs="Arial"/>
           <w:lang w:val="en-US" w:eastAsia="en-US"/>
         </w:rPr>
         <w:tab/>
@@ -296,7 +296,7 @@
       <w:sdt>
         <w:sdtPr>
           <w:rPr>
-            <w:rFonts w:ascii="Arial" w:eastAsia="Times New Roman" w:hAnsi="Arial" w:cs="Arial"/>
+            <w:rFonts w:ascii="Arial" w:hAnsi="Arial" w:eastAsia="Times New Roman" w:cs="Arial"/>
             <w:lang w:val="en-US" w:eastAsia="en-US"/>
           </w:rPr>
           <w:alias w:val="#Nav: /SVA_Regulations/Onumber"/>
@@ -313,7 +313,7 @@
           <w:proofErr w:type="spellStart"/>
           <w:r>
             <w:rPr>
-              <w:rFonts w:ascii="Arial" w:eastAsia="Times New Roman" w:hAnsi="Arial" w:cs="Arial"/>
+              <w:rFonts w:ascii="Arial" w:hAnsi="Arial" w:eastAsia="Times New Roman" w:cs="Arial"/>
               <w:lang w:val="en-US" w:eastAsia="en-US"/>
             </w:rPr>
             <w:t>Onumber</w:t>
@@ -335,14 +335,14 @@
         <w:spacing w:after="0" w:line="240" w:lineRule="auto"/>
         <w:textAlignment w:val="baseline"/>
         <w:rPr>
-          <w:rFonts w:ascii="Arial" w:eastAsia="Times New Roman" w:hAnsi="Arial" w:cs="Arial"/>
+          <w:rFonts w:ascii="Arial" w:hAnsi="Arial" w:eastAsia="Times New Roman" w:cs="Arial"/>
           <w:lang w:val="en-US" w:eastAsia="en-US"/>
         </w:rPr>
       </w:pPr>
       <w:sdt>
         <w:sdtPr>
           <w:rPr>
-            <w:rFonts w:ascii="Arial" w:eastAsia="Times New Roman" w:hAnsi="Arial" w:cs="Arial"/>
+            <w:rFonts w:ascii="Arial" w:hAnsi="Arial" w:eastAsia="Times New Roman" w:cs="Arial"/>
             <w:lang w:val="en-US" w:eastAsia="en-US"/>
           </w:rPr>
           <w:alias w:val="#Nav: /SVA_Regulations/OAddress2"/>
@@ -358,7 +358,7 @@
         <w:sdtContent>
           <w:r>
             <w:rPr>
-              <w:rFonts w:ascii="Arial" w:eastAsia="Times New Roman" w:hAnsi="Arial" w:cs="Arial"/>
+              <w:rFonts w:ascii="Arial" w:hAnsi="Arial" w:eastAsia="Times New Roman" w:cs="Arial"/>
               <w:lang w:val="en-US" w:eastAsia="en-US"/>
             </w:rPr>
             <w:t>OAddress2</w:t>
@@ -367,7 +367,7 @@
       </w:sdt>
       <w:r>
         <w:rPr>
-          <w:rFonts w:ascii="Arial" w:eastAsia="Times New Roman" w:hAnsi="Arial" w:cs="Arial"/>
+          <w:rFonts w:ascii="Arial" w:hAnsi="Arial" w:eastAsia="Times New Roman" w:cs="Arial"/>
           <w:lang w:val="en-US" w:eastAsia="en-US"/>
         </w:rPr>
         <w:tab/>
@@ -386,14 +386,14 @@
         <w:spacing w:after="0" w:line="240" w:lineRule="auto"/>
         <w:textAlignment w:val="baseline"/>
         <w:rPr>
-          <w:rFonts w:ascii="Arial" w:eastAsia="Times New Roman" w:hAnsi="Arial" w:cs="Arial"/>
+          <w:rFonts w:ascii="Arial" w:hAnsi="Arial" w:eastAsia="Times New Roman" w:cs="Arial"/>
           <w:lang w:val="en-US" w:eastAsia="en-US"/>
         </w:rPr>
       </w:pPr>
       <w:sdt>
         <w:sdtPr>
           <w:rPr>
-            <w:rFonts w:ascii="Arial" w:eastAsia="Times New Roman" w:hAnsi="Arial" w:cs="Arial"/>
+            <w:rFonts w:ascii="Arial" w:hAnsi="Arial" w:eastAsia="Times New Roman" w:cs="Arial"/>
             <w:lang w:val="en-US" w:eastAsia="en-US"/>
           </w:rPr>
           <w:alias w:val="#Nav: /SVA_Regulations/OPostcode"/>
@@ -410,7 +410,7 @@
           <w:proofErr w:type="spellStart"/>
           <w:r>
             <w:rPr>
-              <w:rFonts w:ascii="Arial" w:eastAsia="Times New Roman" w:hAnsi="Arial" w:cs="Arial"/>
+              <w:rFonts w:ascii="Arial" w:hAnsi="Arial" w:eastAsia="Times New Roman" w:cs="Arial"/>
               <w:lang w:val="en-US" w:eastAsia="en-US"/>
             </w:rPr>
             <w:t>OPostcode</w:t>
@@ -420,7 +420,7 @@
       </w:sdt>
       <w:r>
         <w:rPr>
-          <w:rFonts w:ascii="Arial" w:eastAsia="Times New Roman" w:hAnsi="Arial" w:cs="Arial"/>
+          <w:rFonts w:ascii="Arial" w:hAnsi="Arial" w:eastAsia="Times New Roman" w:cs="Arial"/>
           <w:lang w:val="en-US" w:eastAsia="en-US"/>
         </w:rPr>
         <w:t xml:space="preserve">  </w:t>
@@ -428,7 +428,7 @@
       <w:sdt>
         <w:sdtPr>
           <w:rPr>
-            <w:rFonts w:ascii="Arial" w:eastAsia="Times New Roman" w:hAnsi="Arial" w:cs="Arial"/>
+            <w:rFonts w:ascii="Arial" w:hAnsi="Arial" w:eastAsia="Times New Roman" w:cs="Arial"/>
             <w:lang w:val="en-US" w:eastAsia="en-US"/>
           </w:rPr>
           <w:alias w:val="#Nav: /SVA_Regulations/OCity"/>
@@ -445,7 +445,7 @@
           <w:proofErr w:type="spellStart"/>
           <w:r>
             <w:rPr>
-              <w:rFonts w:ascii="Arial" w:eastAsia="Times New Roman" w:hAnsi="Arial" w:cs="Arial"/>
+              <w:rFonts w:ascii="Arial" w:hAnsi="Arial" w:eastAsia="Times New Roman" w:cs="Arial"/>
               <w:lang w:val="en-US" w:eastAsia="en-US"/>
             </w:rPr>
             <w:t>OCity</w:t>
@@ -463,7 +463,7 @@
         <w:spacing w:after="0" w:line="240" w:lineRule="auto"/>
         <w:textAlignment w:val="baseline"/>
         <w:rPr>
-          <w:rFonts w:ascii="Arial" w:eastAsia="Times New Roman" w:hAnsi="Arial" w:cs="Arial"/>
+          <w:rFonts w:ascii="Arial" w:hAnsi="Arial" w:eastAsia="Times New Roman" w:cs="Arial"/>
           <w:lang w:val="en-US" w:eastAsia="en-US"/>
         </w:rPr>
       </w:pPr>
@@ -477,7 +477,7 @@
         <w:spacing w:after="0" w:line="240" w:lineRule="auto"/>
         <w:textAlignment w:val="baseline"/>
         <w:rPr>
-          <w:rFonts w:ascii="Arial" w:eastAsia="Times New Roman" w:hAnsi="Arial" w:cs="Arial"/>
+          <w:rFonts w:ascii="Arial" w:hAnsi="Arial" w:eastAsia="Times New Roman" w:cs="Arial"/>
           <w:b/>
           <w:lang w:val="en-US" w:eastAsia="en-US"/>
         </w:rPr>
@@ -492,7 +492,7 @@
         <w:spacing w:after="0" w:line="240" w:lineRule="auto"/>
         <w:textAlignment w:val="baseline"/>
         <w:rPr>
-          <w:rFonts w:ascii="Arial" w:eastAsia="Times New Roman" w:hAnsi="Arial" w:cs="Arial"/>
+          <w:rFonts w:ascii="Arial" w:hAnsi="Arial" w:eastAsia="Times New Roman" w:cs="Arial"/>
           <w:b/>
           <w:lang w:val="en-US" w:eastAsia="en-US"/>
         </w:rPr>
@@ -507,14 +507,14 @@
         <w:spacing w:after="0" w:line="240" w:lineRule="auto"/>
         <w:textAlignment w:val="baseline"/>
         <w:rPr>
-          <w:rFonts w:ascii="Arial" w:eastAsia="Times New Roman" w:hAnsi="Arial" w:cs="Arial"/>
+          <w:rFonts w:ascii="Arial" w:hAnsi="Arial" w:eastAsia="Times New Roman" w:cs="Arial"/>
           <w:b/>
           <w:lang w:eastAsia="en-US"/>
         </w:rPr>
       </w:pPr>
       <w:r>
         <w:rPr>
-          <w:rFonts w:ascii="Arial" w:eastAsia="Times New Roman" w:hAnsi="Arial" w:cs="Arial"/>
+          <w:rFonts w:ascii="Arial" w:hAnsi="Arial" w:eastAsia="Times New Roman" w:cs="Arial"/>
           <w:b/>
           <w:lang w:eastAsia="en-US"/>
         </w:rPr>
@@ -523,7 +523,7 @@
       <w:sdt>
         <w:sdtPr>
           <w:rPr>
-            <w:rFonts w:ascii="Arial" w:eastAsia="Times New Roman" w:hAnsi="Arial" w:cs="Arial"/>
+            <w:rFonts w:ascii="Arial" w:hAnsi="Arial" w:eastAsia="Times New Roman" w:cs="Arial"/>
             <w:b/>
             <w:lang w:eastAsia="en-US"/>
           </w:rPr>
@@ -540,7 +540,7 @@
         <w:sdtContent>
           <w:r>
             <w:rPr>
-              <w:rFonts w:ascii="Arial" w:eastAsia="Times New Roman" w:hAnsi="Arial" w:cs="Arial"/>
+              <w:rFonts w:ascii="Arial" w:hAnsi="Arial" w:eastAsia="Times New Roman" w:cs="Arial"/>
               <w:b/>
               <w:lang w:eastAsia="en-US"/>
             </w:rPr>
@@ -550,7 +550,7 @@
       </w:sdt>
       <w:r>
         <w:rPr>
-          <w:rFonts w:ascii="Arial" w:eastAsia="Times New Roman" w:hAnsi="Arial" w:cs="Arial"/>
+          <w:rFonts w:ascii="Arial" w:hAnsi="Arial" w:eastAsia="Times New Roman" w:cs="Arial"/>
           <w:b/>
           <w:lang w:eastAsia="en-US"/>
         </w:rPr>
@@ -559,7 +559,7 @@
       <w:sdt>
         <w:sdtPr>
           <w:rPr>
-            <w:rFonts w:ascii="Arial" w:eastAsia="Times New Roman" w:hAnsi="Arial" w:cs="Arial"/>
+            <w:rFonts w:ascii="Arial" w:hAnsi="Arial" w:eastAsia="Times New Roman" w:cs="Arial"/>
             <w:b/>
             <w:lang w:eastAsia="en-US"/>
           </w:rPr>
@@ -577,7 +577,7 @@
           <w:proofErr w:type="spellStart"/>
           <w:r>
             <w:rPr>
-              <w:rFonts w:ascii="Arial" w:eastAsia="Times New Roman" w:hAnsi="Arial" w:cs="Arial"/>
+              <w:rFonts w:ascii="Arial" w:hAnsi="Arial" w:eastAsia="Times New Roman" w:cs="Arial"/>
               <w:b/>
               <w:lang w:eastAsia="en-US"/>
             </w:rPr>
@@ -588,7 +588,7 @@
       </w:sdt>
       <w:r>
         <w:rPr>
-          <w:rFonts w:ascii="Arial" w:eastAsia="Times New Roman" w:hAnsi="Arial" w:cs="Arial"/>
+          <w:rFonts w:ascii="Arial" w:hAnsi="Arial" w:eastAsia="Times New Roman" w:cs="Arial"/>
           <w:b/>
           <w:lang w:eastAsia="en-US"/>
         </w:rPr>
@@ -597,7 +597,7 @@
       <w:sdt>
         <w:sdtPr>
           <w:rPr>
-            <w:rFonts w:ascii="Arial" w:eastAsia="Times New Roman" w:hAnsi="Arial" w:cs="Arial"/>
+            <w:rFonts w:ascii="Arial" w:hAnsi="Arial" w:eastAsia="Times New Roman" w:cs="Arial"/>
             <w:b/>
             <w:lang w:eastAsia="en-US"/>
           </w:rPr>
@@ -615,7 +615,7 @@
           <w:proofErr w:type="spellStart"/>
           <w:r>
             <w:rPr>
-              <w:rFonts w:ascii="Arial" w:eastAsia="Times New Roman" w:hAnsi="Arial" w:cs="Arial"/>
+              <w:rFonts w:ascii="Arial" w:hAnsi="Arial" w:eastAsia="Times New Roman" w:cs="Arial"/>
               <w:b/>
               <w:lang w:eastAsia="en-US"/>
             </w:rPr>
@@ -634,7 +634,7 @@
         <w:spacing w:after="0" w:line="240" w:lineRule="auto"/>
         <w:textAlignment w:val="baseline"/>
         <w:rPr>
-          <w:rFonts w:ascii="Arial" w:eastAsia="Times New Roman" w:hAnsi="Arial" w:cs="Arial"/>
+          <w:rFonts w:ascii="Arial" w:hAnsi="Arial" w:eastAsia="Times New Roman" w:cs="Arial"/>
           <w:b/>
           <w:lang w:eastAsia="en-US"/>
         </w:rPr>
@@ -649,27 +649,27 @@
         <w:spacing w:after="0" w:line="240" w:lineRule="auto"/>
         <w:textAlignment w:val="baseline"/>
         <w:rPr>
-          <w:rFonts w:ascii="Arial" w:eastAsia="Times New Roman" w:hAnsi="Arial" w:cs="Arial"/>
-          <w:lang w:eastAsia="en-US"/>
-        </w:rPr>
-      </w:pPr>
-      <w:r>
-        <w:rPr>
-          <w:rFonts w:ascii="Arial" w:eastAsia="Times New Roman" w:hAnsi="Arial" w:cs="Arial"/>
+          <w:rFonts w:ascii="Arial" w:hAnsi="Arial" w:eastAsia="Times New Roman" w:cs="Arial"/>
+          <w:lang w:eastAsia="en-US"/>
+        </w:rPr>
+      </w:pPr>
+      <w:r>
+        <w:rPr>
+          <w:rFonts w:ascii="Arial" w:hAnsi="Arial" w:eastAsia="Times New Roman" w:cs="Arial"/>
           <w:lang w:eastAsia="en-US"/>
         </w:rPr>
         <w:t>Med henvisning til bestemmelser i lejekontrakten</w:t>
       </w:r>
       <w:r>
         <w:rPr>
-          <w:rFonts w:ascii="Arial" w:eastAsia="Times New Roman" w:hAnsi="Arial" w:cs="Arial"/>
+          <w:rFonts w:ascii="Arial" w:hAnsi="Arial" w:eastAsia="Times New Roman" w:cs="Arial"/>
           <w:lang w:eastAsia="en-US"/>
         </w:rPr>
         <w:t>,</w:t>
       </w:r>
       <w:r>
         <w:rPr>
-          <w:rFonts w:ascii="Arial" w:eastAsia="Times New Roman" w:hAnsi="Arial" w:cs="Arial"/>
+          <w:rFonts w:ascii="Arial" w:hAnsi="Arial" w:eastAsia="Times New Roman" w:cs="Arial"/>
           <w:lang w:eastAsia="en-US"/>
         </w:rPr>
         <w:t xml:space="preserve"> varsles hermed lejeregulering på basis af udviklingen i Nettoprisindekset pr. </w:t>
@@ -677,7 +677,7 @@
       <w:sdt>
         <w:sdtPr>
           <w:rPr>
-            <w:rFonts w:ascii="Arial" w:eastAsia="Times New Roman" w:hAnsi="Arial" w:cs="Arial"/>
+            <w:rFonts w:ascii="Arial" w:hAnsi="Arial" w:eastAsia="Times New Roman" w:cs="Arial"/>
             <w:lang w:eastAsia="en-US"/>
           </w:rPr>
           <w:alias w:val="#Nav: /SVA_Regulations/Indeksdate"/>
@@ -693,7 +693,7 @@
         <w:sdtContent>
           <w:r>
             <w:rPr>
-              <w:rFonts w:ascii="Arial" w:eastAsia="Times New Roman" w:hAnsi="Arial" w:cs="Arial"/>
+              <w:rFonts w:ascii="Arial" w:hAnsi="Arial" w:eastAsia="Times New Roman" w:cs="Arial"/>
               <w:lang w:eastAsia="en-US"/>
             </w:rPr>
             <w:t>Indeksdate</w:t>
@@ -702,7 +702,7 @@
       </w:sdt>
       <w:r>
         <w:rPr>
-          <w:rFonts w:ascii="Arial" w:eastAsia="Times New Roman" w:hAnsi="Arial" w:cs="Arial"/>
+          <w:rFonts w:ascii="Arial" w:hAnsi="Arial" w:eastAsia="Times New Roman" w:cs="Arial"/>
           <w:lang w:eastAsia="en-US"/>
         </w:rPr>
         <w:t xml:space="preserve">, dog minimum </w:t>
@@ -710,7 +710,7 @@
       <w:sdt>
         <w:sdtPr>
           <w:rPr>
-            <w:rFonts w:ascii="Arial" w:eastAsia="Times New Roman" w:hAnsi="Arial" w:cs="Arial"/>
+            <w:rFonts w:ascii="Arial" w:hAnsi="Arial" w:eastAsia="Times New Roman" w:cs="Arial"/>
             <w:lang w:eastAsia="en-US"/>
           </w:rPr>
           <w:alias w:val="#Nav: /SVA_Regulations/MinRegulation"/>
@@ -727,7 +727,7 @@
           <w:proofErr w:type="spellStart"/>
           <w:r>
             <w:rPr>
-              <w:rFonts w:ascii="Arial" w:eastAsia="Times New Roman" w:hAnsi="Arial" w:cs="Arial"/>
+              <w:rFonts w:ascii="Arial" w:hAnsi="Arial" w:eastAsia="Times New Roman" w:cs="Arial"/>
               <w:lang w:eastAsia="en-US"/>
             </w:rPr>
             <w:t>MinRegulation</w:t>
@@ -737,7 +737,7 @@
       </w:sdt>
       <w:r>
         <w:rPr>
-          <w:rFonts w:ascii="Arial" w:eastAsia="Times New Roman" w:hAnsi="Arial" w:cs="Arial"/>
+          <w:rFonts w:ascii="Arial" w:hAnsi="Arial" w:eastAsia="Times New Roman" w:cs="Arial"/>
           <w:lang w:eastAsia="en-US"/>
         </w:rPr>
         <w:t xml:space="preserve"> % og maksimalt </w:t>
@@ -745,7 +745,7 @@
       <w:sdt>
         <w:sdtPr>
           <w:rPr>
-            <w:rFonts w:ascii="Arial" w:eastAsia="Times New Roman" w:hAnsi="Arial" w:cs="Arial"/>
+            <w:rFonts w:ascii="Arial" w:hAnsi="Arial" w:eastAsia="Times New Roman" w:cs="Arial"/>
             <w:lang w:eastAsia="en-US"/>
           </w:rPr>
           <w:alias w:val="#Nav: /SVA_Regulations/MaxRegulation"/>
@@ -762,7 +762,7 @@
           <w:proofErr w:type="spellStart"/>
           <w:r>
             <w:rPr>
-              <w:rFonts w:ascii="Arial" w:eastAsia="Times New Roman" w:hAnsi="Arial" w:cs="Arial"/>
+              <w:rFonts w:ascii="Arial" w:hAnsi="Arial" w:eastAsia="Times New Roman" w:cs="Arial"/>
               <w:lang w:eastAsia="en-US"/>
             </w:rPr>
             <w:t>MaxRegulation</w:t>
@@ -772,7 +772,7 @@
       </w:sdt>
       <w:r>
         <w:rPr>
-          <w:rFonts w:ascii="Arial" w:eastAsia="Times New Roman" w:hAnsi="Arial" w:cs="Arial"/>
+          <w:rFonts w:ascii="Arial" w:hAnsi="Arial" w:eastAsia="Times New Roman" w:cs="Arial"/>
           <w:lang w:eastAsia="en-US"/>
         </w:rPr>
         <w:t>%.</w:t>
@@ -787,27 +787,27 @@
         <w:spacing w:after="0" w:line="240" w:lineRule="auto"/>
         <w:textAlignment w:val="baseline"/>
         <w:rPr>
-          <w:rFonts w:ascii="Arial" w:eastAsia="Times New Roman" w:hAnsi="Arial" w:cs="Arial"/>
-          <w:lang w:eastAsia="en-US"/>
-        </w:rPr>
-      </w:pPr>
-    </w:p>
-    <w:p>
-      <w:pPr>
-        <w:overflowPunct w:val="0"/>
-        <w:autoSpaceDE w:val="0"/>
-        <w:autoSpaceDN w:val="0"/>
-        <w:adjustRightInd w:val="0"/>
-        <w:spacing w:after="0" w:line="240" w:lineRule="auto"/>
-        <w:textAlignment w:val="baseline"/>
-        <w:rPr>
-          <w:rFonts w:ascii="Arial" w:eastAsia="Times New Roman" w:hAnsi="Arial" w:cs="Arial"/>
-          <w:lang w:eastAsia="en-US"/>
-        </w:rPr>
-      </w:pPr>
-      <w:r>
-        <w:rPr>
-          <w:rFonts w:ascii="Arial" w:eastAsia="Times New Roman" w:hAnsi="Arial" w:cs="Arial"/>
+          <w:rFonts w:ascii="Arial" w:hAnsi="Arial" w:eastAsia="Times New Roman" w:cs="Arial"/>
+          <w:lang w:eastAsia="en-US"/>
+        </w:rPr>
+      </w:pPr>
+    </w:p>
+    <w:p>
+      <w:pPr>
+        <w:overflowPunct w:val="0"/>
+        <w:autoSpaceDE w:val="0"/>
+        <w:autoSpaceDN w:val="0"/>
+        <w:adjustRightInd w:val="0"/>
+        <w:spacing w:after="0" w:line="240" w:lineRule="auto"/>
+        <w:textAlignment w:val="baseline"/>
+        <w:rPr>
+          <w:rFonts w:ascii="Arial" w:hAnsi="Arial" w:eastAsia="Times New Roman" w:cs="Arial"/>
+          <w:lang w:eastAsia="en-US"/>
+        </w:rPr>
+      </w:pPr>
+      <w:r>
+        <w:rPr>
+          <w:rFonts w:ascii="Arial" w:hAnsi="Arial" w:eastAsia="Times New Roman" w:cs="Arial"/>
           <w:lang w:eastAsia="en-US"/>
         </w:rPr>
         <w:t>Udviklingen i Nettoprisindekser har været:</w:t>
@@ -822,7 +822,7 @@
         <w:spacing w:after="0" w:line="240" w:lineRule="auto"/>
         <w:textAlignment w:val="baseline"/>
         <w:rPr>
-          <w:rFonts w:ascii="Arial" w:eastAsia="Times New Roman" w:hAnsi="Arial" w:cs="Arial"/>
+          <w:rFonts w:ascii="Arial" w:hAnsi="Arial" w:eastAsia="Times New Roman" w:cs="Arial"/>
           <w:lang w:eastAsia="en-US"/>
         </w:rPr>
       </w:pPr>
@@ -839,34 +839,34 @@
         <w:spacing w:after="0" w:line="240" w:lineRule="auto"/>
         <w:textAlignment w:val="baseline"/>
         <w:rPr>
-          <w:rFonts w:ascii="Arial" w:eastAsia="Times New Roman" w:hAnsi="Arial" w:cs="Arial"/>
-          <w:lang w:eastAsia="en-US"/>
-        </w:rPr>
-      </w:pPr>
-      <w:r>
-        <w:rPr>
-          <w:rFonts w:ascii="Arial" w:eastAsia="Times New Roman" w:hAnsi="Arial" w:cs="Arial"/>
+          <w:rFonts w:ascii="Arial" w:hAnsi="Arial" w:eastAsia="Times New Roman" w:cs="Arial"/>
+          <w:lang w:eastAsia="en-US"/>
+        </w:rPr>
+      </w:pPr>
+      <w:r>
+        <w:rPr>
+          <w:rFonts w:ascii="Arial" w:hAnsi="Arial" w:eastAsia="Times New Roman" w:cs="Arial"/>
           <w:lang w:eastAsia="en-US"/>
         </w:rPr>
         <w:t>Indeks</w:t>
       </w:r>
       <w:r>
         <w:rPr>
-          <w:rFonts w:ascii="Arial" w:eastAsia="Times New Roman" w:hAnsi="Arial" w:cs="Arial"/>
+          <w:rFonts w:ascii="Arial" w:hAnsi="Arial" w:eastAsia="Times New Roman" w:cs="Arial"/>
           <w:lang w:eastAsia="en-US"/>
         </w:rPr>
         <w:t xml:space="preserve"> 1</w:t>
       </w:r>
       <w:r>
         <w:rPr>
-          <w:rFonts w:ascii="Arial" w:eastAsia="Times New Roman" w:hAnsi="Arial" w:cs="Arial"/>
+          <w:rFonts w:ascii="Arial" w:hAnsi="Arial" w:eastAsia="Times New Roman" w:cs="Arial"/>
           <w:lang w:eastAsia="en-US"/>
         </w:rPr>
         <w:t>:</w:t>
       </w:r>
       <w:r>
         <w:rPr>
-          <w:rFonts w:ascii="Arial" w:eastAsia="Times New Roman" w:hAnsi="Arial" w:cs="Arial"/>
+          <w:rFonts w:ascii="Arial" w:hAnsi="Arial" w:eastAsia="Times New Roman" w:cs="Arial"/>
           <w:lang w:eastAsia="en-US"/>
         </w:rPr>
         <w:tab/>
@@ -874,7 +874,7 @@
       <w:sdt>
         <w:sdtPr>
           <w:rPr>
-            <w:rFonts w:ascii="Arial" w:eastAsia="Times New Roman" w:hAnsi="Arial" w:cs="Arial"/>
+            <w:rFonts w:ascii="Arial" w:hAnsi="Arial" w:eastAsia="Times New Roman" w:cs="Arial"/>
             <w:lang w:eastAsia="en-US"/>
           </w:rPr>
           <w:alias w:val="#Nav: /SVA_Regulations/IndeksOld"/>
@@ -891,7 +891,7 @@
           <w:proofErr w:type="spellStart"/>
           <w:r>
             <w:rPr>
-              <w:rFonts w:ascii="Arial" w:eastAsia="Times New Roman" w:hAnsi="Arial" w:cs="Arial"/>
+              <w:rFonts w:ascii="Arial" w:hAnsi="Arial" w:eastAsia="Times New Roman" w:cs="Arial"/>
               <w:lang w:eastAsia="en-US"/>
             </w:rPr>
             <w:t>IndeksOld</w:t>
@@ -912,34 +912,34 @@
         <w:spacing w:after="0" w:line="240" w:lineRule="auto"/>
         <w:textAlignment w:val="baseline"/>
         <w:rPr>
-          <w:rFonts w:ascii="Arial" w:eastAsia="Times New Roman" w:hAnsi="Arial" w:cs="Arial"/>
-          <w:lang w:eastAsia="en-US"/>
-        </w:rPr>
-      </w:pPr>
-      <w:r>
-        <w:rPr>
-          <w:rFonts w:ascii="Arial" w:eastAsia="Times New Roman" w:hAnsi="Arial" w:cs="Arial"/>
+          <w:rFonts w:ascii="Arial" w:hAnsi="Arial" w:eastAsia="Times New Roman" w:cs="Arial"/>
+          <w:lang w:eastAsia="en-US"/>
+        </w:rPr>
+      </w:pPr>
+      <w:r>
+        <w:rPr>
+          <w:rFonts w:ascii="Arial" w:hAnsi="Arial" w:eastAsia="Times New Roman" w:cs="Arial"/>
           <w:lang w:eastAsia="en-US"/>
         </w:rPr>
         <w:t>Indeks</w:t>
       </w:r>
       <w:r>
         <w:rPr>
-          <w:rFonts w:ascii="Arial" w:eastAsia="Times New Roman" w:hAnsi="Arial" w:cs="Arial"/>
+          <w:rFonts w:ascii="Arial" w:hAnsi="Arial" w:eastAsia="Times New Roman" w:cs="Arial"/>
           <w:lang w:eastAsia="en-US"/>
         </w:rPr>
         <w:t xml:space="preserve"> 2</w:t>
       </w:r>
       <w:r>
         <w:rPr>
-          <w:rFonts w:ascii="Arial" w:eastAsia="Times New Roman" w:hAnsi="Arial" w:cs="Arial"/>
+          <w:rFonts w:ascii="Arial" w:hAnsi="Arial" w:eastAsia="Times New Roman" w:cs="Arial"/>
           <w:lang w:eastAsia="en-US"/>
         </w:rPr>
         <w:t>:</w:t>
       </w:r>
       <w:r>
         <w:rPr>
-          <w:rFonts w:ascii="Arial" w:eastAsia="Times New Roman" w:hAnsi="Arial" w:cs="Arial"/>
+          <w:rFonts w:ascii="Arial" w:hAnsi="Arial" w:eastAsia="Times New Roman" w:cs="Arial"/>
           <w:lang w:eastAsia="en-US"/>
         </w:rPr>
         <w:tab/>
@@ -947,7 +947,7 @@
       <w:sdt>
         <w:sdtPr>
           <w:rPr>
-            <w:rFonts w:ascii="Arial" w:eastAsia="Times New Roman" w:hAnsi="Arial" w:cs="Arial"/>
+            <w:rFonts w:ascii="Arial" w:hAnsi="Arial" w:eastAsia="Times New Roman" w:cs="Arial"/>
             <w:lang w:eastAsia="en-US"/>
           </w:rPr>
           <w:alias w:val="#Nav: /SVA_Regulations/IndeksNew"/>
@@ -964,7 +964,7 @@
           <w:proofErr w:type="spellStart"/>
           <w:r>
             <w:rPr>
-              <w:rFonts w:ascii="Arial" w:eastAsia="Times New Roman" w:hAnsi="Arial" w:cs="Arial"/>
+              <w:rFonts w:ascii="Arial" w:hAnsi="Arial" w:eastAsia="Times New Roman" w:cs="Arial"/>
               <w:lang w:eastAsia="en-US"/>
             </w:rPr>
             <w:t>IndeksNew</w:t>
@@ -974,7 +974,7 @@
       </w:sdt>
       <w:r>
         <w:rPr>
-          <w:rFonts w:ascii="Arial" w:eastAsia="Times New Roman" w:hAnsi="Arial" w:cs="Arial"/>
+          <w:rFonts w:ascii="Arial" w:hAnsi="Arial" w:eastAsia="Times New Roman" w:cs="Arial"/>
           <w:lang w:eastAsia="en-US"/>
         </w:rPr>
         <w:tab/>
@@ -992,27 +992,27 @@
         <w:spacing w:after="0" w:line="240" w:lineRule="auto"/>
         <w:textAlignment w:val="baseline"/>
         <w:rPr>
-          <w:rFonts w:ascii="Arial" w:eastAsia="Times New Roman" w:hAnsi="Arial" w:cs="Arial"/>
-          <w:lang w:eastAsia="en-US"/>
-        </w:rPr>
-      </w:pPr>
-    </w:p>
-    <w:p>
-      <w:pPr>
-        <w:overflowPunct w:val="0"/>
-        <w:autoSpaceDE w:val="0"/>
-        <w:autoSpaceDN w:val="0"/>
-        <w:adjustRightInd w:val="0"/>
-        <w:spacing w:after="0" w:line="240" w:lineRule="auto"/>
-        <w:textAlignment w:val="baseline"/>
-        <w:rPr>
-          <w:rFonts w:ascii="Arial" w:eastAsia="Times New Roman" w:hAnsi="Arial" w:cs="Arial"/>
-          <w:lang w:eastAsia="en-US"/>
-        </w:rPr>
-      </w:pPr>
-      <w:r>
-        <w:rPr>
-          <w:rFonts w:ascii="Arial" w:eastAsia="Times New Roman" w:hAnsi="Arial" w:cs="Arial"/>
+          <w:rFonts w:ascii="Arial" w:hAnsi="Arial" w:eastAsia="Times New Roman" w:cs="Arial"/>
+          <w:lang w:eastAsia="en-US"/>
+        </w:rPr>
+      </w:pPr>
+    </w:p>
+    <w:p>
+      <w:pPr>
+        <w:overflowPunct w:val="0"/>
+        <w:autoSpaceDE w:val="0"/>
+        <w:autoSpaceDN w:val="0"/>
+        <w:adjustRightInd w:val="0"/>
+        <w:spacing w:after="0" w:line="240" w:lineRule="auto"/>
+        <w:textAlignment w:val="baseline"/>
+        <w:rPr>
+          <w:rFonts w:ascii="Arial" w:hAnsi="Arial" w:eastAsia="Times New Roman" w:cs="Arial"/>
+          <w:lang w:eastAsia="en-US"/>
+        </w:rPr>
+      </w:pPr>
+      <w:r>
+        <w:rPr>
+          <w:rFonts w:ascii="Arial" w:hAnsi="Arial" w:eastAsia="Times New Roman" w:cs="Arial"/>
           <w:lang w:eastAsia="en-US"/>
         </w:rPr>
         <w:t xml:space="preserve">Stigningen i den årlige leje udgør </w:t>
@@ -1020,7 +1020,7 @@
       <w:sdt>
         <w:sdtPr>
           <w:rPr>
-            <w:rFonts w:ascii="Arial" w:eastAsia="Times New Roman" w:hAnsi="Arial" w:cs="Arial"/>
+            <w:rFonts w:ascii="Arial" w:hAnsi="Arial" w:eastAsia="Times New Roman" w:cs="Arial"/>
             <w:lang w:eastAsia="en-US"/>
           </w:rPr>
           <w:alias w:val="#Nav: /SVA_Regulations/ActualRegulation"/>
@@ -1037,7 +1037,7 @@
           <w:proofErr w:type="spellStart"/>
           <w:r>
             <w:rPr>
-              <w:rFonts w:ascii="Arial" w:eastAsia="Times New Roman" w:hAnsi="Arial" w:cs="Arial"/>
+              <w:rFonts w:ascii="Arial" w:hAnsi="Arial" w:eastAsia="Times New Roman" w:cs="Arial"/>
               <w:lang w:eastAsia="en-US"/>
             </w:rPr>
             <w:t>ActualRegulation</w:t>
@@ -1047,7 +1047,7 @@
       </w:sdt>
       <w:r>
         <w:rPr>
-          <w:rFonts w:ascii="Arial" w:eastAsia="Times New Roman" w:hAnsi="Arial" w:cs="Arial"/>
+          <w:rFonts w:ascii="Arial" w:hAnsi="Arial" w:eastAsia="Times New Roman" w:cs="Arial"/>
           <w:lang w:eastAsia="en-US"/>
         </w:rPr>
         <w:t>%</w:t>
@@ -1062,7 +1062,7 @@
         <w:spacing w:after="0" w:line="240" w:lineRule="auto"/>
         <w:textAlignment w:val="baseline"/>
         <w:rPr>
-          <w:rFonts w:ascii="Arial" w:eastAsia="Times New Roman" w:hAnsi="Arial" w:cs="Arial"/>
+          <w:rFonts w:ascii="Arial" w:hAnsi="Arial" w:eastAsia="Times New Roman" w:cs="Arial"/>
           <w:b/>
           <w:lang w:eastAsia="en-US"/>
         </w:rPr>
@@ -1077,14 +1077,14 @@
         <w:spacing w:after="0" w:line="240" w:lineRule="auto"/>
         <w:textAlignment w:val="baseline"/>
         <w:rPr>
-          <w:rFonts w:ascii="Arial" w:eastAsia="Times New Roman" w:hAnsi="Arial" w:cs="Arial"/>
+          <w:rFonts w:ascii="Arial" w:hAnsi="Arial" w:eastAsia="Times New Roman" w:cs="Arial"/>
           <w:b/>
           <w:lang w:eastAsia="en-US"/>
         </w:rPr>
       </w:pPr>
       <w:r>
         <w:rPr>
-          <w:rFonts w:ascii="Arial" w:eastAsia="Times New Roman" w:hAnsi="Arial" w:cs="Arial"/>
+          <w:rFonts w:ascii="Arial" w:hAnsi="Arial" w:eastAsia="Times New Roman" w:cs="Arial"/>
           <w:b/>
           <w:lang w:eastAsia="en-US"/>
         </w:rPr>
@@ -1093,7 +1093,7 @@
       <w:sdt>
         <w:sdtPr>
           <w:rPr>
-            <w:rFonts w:ascii="Arial" w:eastAsia="Times New Roman" w:hAnsi="Arial" w:cs="Arial"/>
+            <w:rFonts w:ascii="Arial" w:hAnsi="Arial" w:eastAsia="Times New Roman" w:cs="Arial"/>
             <w:b/>
             <w:lang w:eastAsia="en-US"/>
           </w:rPr>
@@ -1111,7 +1111,7 @@
           <w:proofErr w:type="spellStart"/>
           <w:r>
             <w:rPr>
-              <w:rFonts w:ascii="Arial" w:eastAsia="Times New Roman" w:hAnsi="Arial" w:cs="Arial"/>
+              <w:rFonts w:ascii="Arial" w:hAnsi="Arial" w:eastAsia="Times New Roman" w:cs="Arial"/>
               <w:b/>
               <w:lang w:eastAsia="en-US"/>
             </w:rPr>
@@ -1122,7 +1122,7 @@
       </w:sdt>
       <w:r>
         <w:rPr>
-          <w:rFonts w:ascii="Arial" w:eastAsia="Times New Roman" w:hAnsi="Arial" w:cs="Arial"/>
+          <w:rFonts w:ascii="Arial" w:hAnsi="Arial" w:eastAsia="Times New Roman" w:cs="Arial"/>
           <w:b/>
           <w:lang w:eastAsia="en-US"/>
         </w:rPr>
@@ -1138,7 +1138,7 @@
         <w:spacing w:after="0" w:line="240" w:lineRule="auto"/>
         <w:textAlignment w:val="baseline"/>
         <w:rPr>
-          <w:rFonts w:ascii="Arial" w:eastAsia="Times New Roman" w:hAnsi="Arial" w:cs="Arial"/>
+          <w:rFonts w:ascii="Arial" w:hAnsi="Arial" w:eastAsia="Times New Roman" w:cs="Arial"/>
           <w:b/>
           <w:lang w:eastAsia="en-US"/>
         </w:rPr>
@@ -1157,14 +1157,14 @@
         <w:spacing w:after="0" w:line="240" w:lineRule="auto"/>
         <w:textAlignment w:val="baseline"/>
         <w:rPr>
-          <w:rFonts w:ascii="Arial" w:eastAsia="Times New Roman" w:hAnsi="Arial" w:cs="Arial"/>
+          <w:rFonts w:ascii="Arial" w:hAnsi="Arial" w:eastAsia="Times New Roman" w:cs="Arial"/>
           <w:b/>
           <w:lang w:eastAsia="en-US"/>
         </w:rPr>
       </w:pPr>
       <w:r>
         <w:rPr>
-          <w:rFonts w:ascii="Arial" w:eastAsia="Times New Roman" w:hAnsi="Arial" w:cs="Arial"/>
+          <w:rFonts w:ascii="Arial" w:hAnsi="Arial" w:eastAsia="Times New Roman" w:cs="Arial"/>
           <w:b/>
           <w:lang w:eastAsia="en-US"/>
         </w:rPr>
@@ -1173,7 +1173,7 @@
       </w:r>
       <w:r>
         <w:rPr>
-          <w:rFonts w:ascii="Arial" w:eastAsia="Times New Roman" w:hAnsi="Arial" w:cs="Arial"/>
+          <w:rFonts w:ascii="Arial" w:hAnsi="Arial" w:eastAsia="Times New Roman" w:cs="Arial"/>
           <w:b/>
           <w:lang w:eastAsia="en-US"/>
         </w:rPr>
@@ -1194,20 +1194,20 @@
         <w:spacing w:after="0" w:line="240" w:lineRule="auto"/>
         <w:textAlignment w:val="baseline"/>
         <w:rPr>
-          <w:rFonts w:ascii="Arial" w:eastAsia="Times New Roman" w:hAnsi="Arial" w:cs="Arial"/>
-          <w:lang w:eastAsia="en-US"/>
-        </w:rPr>
-      </w:pPr>
-      <w:r>
-        <w:rPr>
-          <w:rFonts w:ascii="Arial" w:eastAsia="Times New Roman" w:hAnsi="Arial" w:cs="Arial"/>
+          <w:rFonts w:ascii="Arial" w:hAnsi="Arial" w:eastAsia="Times New Roman" w:cs="Arial"/>
+          <w:lang w:eastAsia="en-US"/>
+        </w:rPr>
+      </w:pPr>
+      <w:r>
+        <w:rPr>
+          <w:rFonts w:ascii="Arial" w:hAnsi="Arial" w:eastAsia="Times New Roman" w:cs="Arial"/>
           <w:lang w:eastAsia="en-US"/>
         </w:rPr>
         <w:t>Nuværende beløb</w:t>
       </w:r>
       <w:r>
         <w:rPr>
-          <w:rFonts w:ascii="Arial" w:eastAsia="Times New Roman" w:hAnsi="Arial" w:cs="Arial"/>
+          <w:rFonts w:ascii="Arial" w:hAnsi="Arial" w:eastAsia="Times New Roman" w:cs="Arial"/>
           <w:lang w:eastAsia="en-US"/>
         </w:rPr>
         <w:tab/>
@@ -1215,7 +1215,7 @@
       <w:sdt>
         <w:sdtPr>
           <w:rPr>
-            <w:rFonts w:ascii="Arial" w:eastAsia="Times New Roman" w:hAnsi="Arial" w:cs="Arial"/>
+            <w:rFonts w:ascii="Arial" w:hAnsi="Arial" w:eastAsia="Times New Roman" w:cs="Arial"/>
             <w:lang w:eastAsia="en-US"/>
           </w:rPr>
           <w:alias w:val="#Nav: /SVA_Regulations/RentYearNow"/>
@@ -1232,7 +1232,7 @@
           <w:proofErr w:type="spellStart"/>
           <w:r>
             <w:rPr>
-              <w:rFonts w:ascii="Arial" w:eastAsia="Times New Roman" w:hAnsi="Arial" w:cs="Arial"/>
+              <w:rFonts w:ascii="Arial" w:hAnsi="Arial" w:eastAsia="Times New Roman" w:cs="Arial"/>
               <w:lang w:eastAsia="en-US"/>
             </w:rPr>
             <w:t>RentYearNow</w:t>
@@ -1242,14 +1242,14 @@
       </w:sdt>
       <w:r>
         <w:rPr>
-          <w:rFonts w:ascii="Arial" w:eastAsia="Times New Roman" w:hAnsi="Arial" w:cs="Arial"/>
+          <w:rFonts w:ascii="Arial" w:hAnsi="Arial" w:eastAsia="Times New Roman" w:cs="Arial"/>
           <w:lang w:eastAsia="en-US"/>
         </w:rPr>
         <w:t xml:space="preserve"> kr.</w:t>
       </w:r>
       <w:r>
         <w:rPr>
-          <w:rFonts w:ascii="Arial" w:eastAsia="Times New Roman" w:hAnsi="Arial" w:cs="Arial"/>
+          <w:rFonts w:ascii="Arial" w:hAnsi="Arial" w:eastAsia="Times New Roman" w:cs="Arial"/>
           <w:lang w:eastAsia="en-US"/>
         </w:rPr>
         <w:tab/>
@@ -1257,7 +1257,7 @@
       <w:sdt>
         <w:sdtPr>
           <w:rPr>
-            <w:rFonts w:ascii="Arial" w:eastAsia="Times New Roman" w:hAnsi="Arial" w:cs="Arial"/>
+            <w:rFonts w:ascii="Arial" w:hAnsi="Arial" w:eastAsia="Times New Roman" w:cs="Arial"/>
             <w:lang w:eastAsia="en-US"/>
           </w:rPr>
           <w:alias w:val="#Nav: /SVA_Regulations/RentPerNow"/>
@@ -1274,7 +1274,7 @@
           <w:proofErr w:type="spellStart"/>
           <w:r>
             <w:rPr>
-              <w:rFonts w:ascii="Arial" w:eastAsia="Times New Roman" w:hAnsi="Arial" w:cs="Arial"/>
+              <w:rFonts w:ascii="Arial" w:hAnsi="Arial" w:eastAsia="Times New Roman" w:cs="Arial"/>
               <w:lang w:eastAsia="en-US"/>
             </w:rPr>
             <w:t>RentPerNow</w:t>
@@ -1284,7 +1284,7 @@
       </w:sdt>
       <w:r>
         <w:rPr>
-          <w:rFonts w:ascii="Arial" w:eastAsia="Times New Roman" w:hAnsi="Arial" w:cs="Arial"/>
+          <w:rFonts w:ascii="Arial" w:hAnsi="Arial" w:eastAsia="Times New Roman" w:cs="Arial"/>
           <w:lang w:eastAsia="en-US"/>
         </w:rPr>
         <w:t xml:space="preserve"> kr.</w:t>
@@ -1303,20 +1303,20 @@
         <w:spacing w:after="0" w:line="240" w:lineRule="auto"/>
         <w:textAlignment w:val="baseline"/>
         <w:rPr>
-          <w:rFonts w:ascii="Arial" w:eastAsia="Times New Roman" w:hAnsi="Arial" w:cs="Arial"/>
-          <w:lang w:eastAsia="en-US"/>
-        </w:rPr>
-      </w:pPr>
-      <w:r>
-        <w:rPr>
-          <w:rFonts w:ascii="Arial" w:eastAsia="Times New Roman" w:hAnsi="Arial" w:cs="Arial"/>
+          <w:rFonts w:ascii="Arial" w:hAnsi="Arial" w:eastAsia="Times New Roman" w:cs="Arial"/>
+          <w:lang w:eastAsia="en-US"/>
+        </w:rPr>
+      </w:pPr>
+      <w:r>
+        <w:rPr>
+          <w:rFonts w:ascii="Arial" w:hAnsi="Arial" w:eastAsia="Times New Roman" w:cs="Arial"/>
           <w:lang w:eastAsia="en-US"/>
         </w:rPr>
         <w:t>Regulering</w:t>
       </w:r>
       <w:r>
         <w:rPr>
-          <w:rFonts w:ascii="Arial" w:eastAsia="Times New Roman" w:hAnsi="Arial" w:cs="Arial"/>
+          <w:rFonts w:ascii="Arial" w:hAnsi="Arial" w:eastAsia="Times New Roman" w:cs="Arial"/>
           <w:lang w:eastAsia="en-US"/>
         </w:rPr>
         <w:tab/>
@@ -1324,7 +1324,7 @@
       <w:sdt>
         <w:sdtPr>
           <w:rPr>
-            <w:rFonts w:ascii="Arial" w:eastAsia="Times New Roman" w:hAnsi="Arial" w:cs="Arial"/>
+            <w:rFonts w:ascii="Arial" w:hAnsi="Arial" w:eastAsia="Times New Roman" w:cs="Arial"/>
             <w:lang w:eastAsia="en-US"/>
           </w:rPr>
           <w:alias w:val="#Nav: /SVA_Regulations/RegulationYear"/>
@@ -1341,7 +1341,7 @@
           <w:proofErr w:type="spellStart"/>
           <w:r>
             <w:rPr>
-              <w:rFonts w:ascii="Arial" w:eastAsia="Times New Roman" w:hAnsi="Arial" w:cs="Arial"/>
+              <w:rFonts w:ascii="Arial" w:hAnsi="Arial" w:eastAsia="Times New Roman" w:cs="Arial"/>
               <w:lang w:eastAsia="en-US"/>
             </w:rPr>
             <w:t>RegulationYear</w:t>
@@ -1351,14 +1351,14 @@
       </w:sdt>
       <w:r>
         <w:rPr>
-          <w:rFonts w:ascii="Arial" w:eastAsia="Times New Roman" w:hAnsi="Arial" w:cs="Arial"/>
+          <w:rFonts w:ascii="Arial" w:hAnsi="Arial" w:eastAsia="Times New Roman" w:cs="Arial"/>
           <w:lang w:eastAsia="en-US"/>
         </w:rPr>
         <w:t xml:space="preserve"> kr.</w:t>
       </w:r>
       <w:r>
         <w:rPr>
-          <w:rFonts w:ascii="Arial" w:eastAsia="Times New Roman" w:hAnsi="Arial" w:cs="Arial"/>
+          <w:rFonts w:ascii="Arial" w:hAnsi="Arial" w:eastAsia="Times New Roman" w:cs="Arial"/>
           <w:lang w:eastAsia="en-US"/>
         </w:rPr>
         <w:tab/>
@@ -1366,7 +1366,7 @@
       <w:sdt>
         <w:sdtPr>
           <w:rPr>
-            <w:rFonts w:ascii="Arial" w:eastAsia="Times New Roman" w:hAnsi="Arial" w:cs="Arial"/>
+            <w:rFonts w:ascii="Arial" w:hAnsi="Arial" w:eastAsia="Times New Roman" w:cs="Arial"/>
             <w:lang w:eastAsia="en-US"/>
           </w:rPr>
           <w:alias w:val="#Nav: /SVA_Regulations/RegulationPer"/>
@@ -1383,7 +1383,7 @@
           <w:proofErr w:type="spellStart"/>
           <w:r>
             <w:rPr>
-              <w:rFonts w:ascii="Arial" w:eastAsia="Times New Roman" w:hAnsi="Arial" w:cs="Arial"/>
+              <w:rFonts w:ascii="Arial" w:hAnsi="Arial" w:eastAsia="Times New Roman" w:cs="Arial"/>
               <w:lang w:eastAsia="en-US"/>
             </w:rPr>
             <w:t>RegulationPer</w:t>
@@ -1393,7 +1393,7 @@
       </w:sdt>
       <w:r>
         <w:rPr>
-          <w:rFonts w:ascii="Arial" w:eastAsia="Times New Roman" w:hAnsi="Arial" w:cs="Arial"/>
+          <w:rFonts w:ascii="Arial" w:hAnsi="Arial" w:eastAsia="Times New Roman" w:cs="Arial"/>
           <w:lang w:eastAsia="en-US"/>
         </w:rPr>
         <w:t xml:space="preserve"> kr.</w:t>
@@ -1412,20 +1412,20 @@
         <w:spacing w:after="0" w:line="240" w:lineRule="auto"/>
         <w:textAlignment w:val="baseline"/>
         <w:rPr>
-          <w:rFonts w:ascii="Arial" w:eastAsia="Times New Roman" w:hAnsi="Arial" w:cs="Arial"/>
-          <w:lang w:eastAsia="en-US"/>
-        </w:rPr>
-      </w:pPr>
-      <w:r>
-        <w:rPr>
-          <w:rFonts w:ascii="Arial" w:eastAsia="Times New Roman" w:hAnsi="Arial" w:cs="Arial"/>
+          <w:rFonts w:ascii="Arial" w:hAnsi="Arial" w:eastAsia="Times New Roman" w:cs="Arial"/>
+          <w:lang w:eastAsia="en-US"/>
+        </w:rPr>
+      </w:pPr>
+      <w:r>
+        <w:rPr>
+          <w:rFonts w:ascii="Arial" w:hAnsi="Arial" w:eastAsia="Times New Roman" w:cs="Arial"/>
           <w:lang w:eastAsia="en-US"/>
         </w:rPr>
         <w:t>Fremtidigt beløb</w:t>
       </w:r>
       <w:r>
         <w:rPr>
-          <w:rFonts w:ascii="Arial" w:eastAsia="Times New Roman" w:hAnsi="Arial" w:cs="Arial"/>
+          <w:rFonts w:ascii="Arial" w:hAnsi="Arial" w:eastAsia="Times New Roman" w:cs="Arial"/>
           <w:lang w:eastAsia="en-US"/>
         </w:rPr>
         <w:tab/>
@@ -1433,7 +1433,7 @@
       <w:sdt>
         <w:sdtPr>
           <w:rPr>
-            <w:rFonts w:ascii="Arial" w:eastAsia="Times New Roman" w:hAnsi="Arial" w:cs="Arial"/>
+            <w:rFonts w:ascii="Arial" w:hAnsi="Arial" w:eastAsia="Times New Roman" w:cs="Arial"/>
             <w:lang w:eastAsia="en-US"/>
           </w:rPr>
           <w:alias w:val="#Nav: /SVA_Regulations/RentYearNew"/>
@@ -1450,7 +1450,7 @@
           <w:proofErr w:type="spellStart"/>
           <w:r>
             <w:rPr>
-              <w:rFonts w:ascii="Arial" w:eastAsia="Times New Roman" w:hAnsi="Arial" w:cs="Arial"/>
+              <w:rFonts w:ascii="Arial" w:hAnsi="Arial" w:eastAsia="Times New Roman" w:cs="Arial"/>
               <w:lang w:eastAsia="en-US"/>
             </w:rPr>
             <w:t>RentYearNew</w:t>
@@ -1460,14 +1460,14 @@
       </w:sdt>
       <w:r>
         <w:rPr>
-          <w:rFonts w:ascii="Arial" w:eastAsia="Times New Roman" w:hAnsi="Arial" w:cs="Arial"/>
+          <w:rFonts w:ascii="Arial" w:hAnsi="Arial" w:eastAsia="Times New Roman" w:cs="Arial"/>
           <w:lang w:eastAsia="en-US"/>
         </w:rPr>
         <w:t xml:space="preserve"> kr.</w:t>
       </w:r>
       <w:r>
         <w:rPr>
-          <w:rFonts w:ascii="Arial" w:eastAsia="Times New Roman" w:hAnsi="Arial" w:cs="Arial"/>
+          <w:rFonts w:ascii="Arial" w:hAnsi="Arial" w:eastAsia="Times New Roman" w:cs="Arial"/>
           <w:lang w:eastAsia="en-US"/>
         </w:rPr>
         <w:tab/>
@@ -1475,7 +1475,7 @@
       <w:sdt>
         <w:sdtPr>
           <w:rPr>
-            <w:rFonts w:ascii="Arial" w:eastAsia="Times New Roman" w:hAnsi="Arial" w:cs="Arial"/>
+            <w:rFonts w:ascii="Arial" w:hAnsi="Arial" w:eastAsia="Times New Roman" w:cs="Arial"/>
             <w:lang w:eastAsia="en-US"/>
           </w:rPr>
           <w:alias w:val="#Nav: /SVA_Regulations/RentPerNew"/>
@@ -1492,7 +1492,7 @@
           <w:proofErr w:type="spellStart"/>
           <w:r>
             <w:rPr>
-              <w:rFonts w:ascii="Arial" w:eastAsia="Times New Roman" w:hAnsi="Arial" w:cs="Arial"/>
+              <w:rFonts w:ascii="Arial" w:hAnsi="Arial" w:eastAsia="Times New Roman" w:cs="Arial"/>
               <w:lang w:eastAsia="en-US"/>
             </w:rPr>
             <w:t>RentPerNew</w:t>
@@ -1502,7 +1502,7 @@
       </w:sdt>
       <w:r>
         <w:rPr>
-          <w:rFonts w:ascii="Arial" w:eastAsia="Times New Roman" w:hAnsi="Arial" w:cs="Arial"/>
+          <w:rFonts w:ascii="Arial" w:hAnsi="Arial" w:eastAsia="Times New Roman" w:cs="Arial"/>
           <w:lang w:eastAsia="en-US"/>
         </w:rPr>
         <w:t xml:space="preserve"> kr.</w:t>
@@ -1522,14 +1522,14 @@
         <w:spacing w:after="0" w:line="240" w:lineRule="auto"/>
         <w:textAlignment w:val="baseline"/>
         <w:rPr>
-          <w:rFonts w:ascii="Arial" w:eastAsia="Times New Roman" w:hAnsi="Arial" w:cs="Arial"/>
+          <w:rFonts w:ascii="Arial" w:hAnsi="Arial" w:eastAsia="Times New Roman" w:cs="Arial"/>
           <w:b/>
           <w:lang w:eastAsia="en-US"/>
         </w:rPr>
       </w:pPr>
       <w:r>
         <w:rPr>
-          <w:rFonts w:ascii="Arial" w:eastAsia="Times New Roman" w:hAnsi="Arial" w:cs="Arial"/>
+          <w:rFonts w:ascii="Arial" w:hAnsi="Arial" w:eastAsia="Times New Roman" w:cs="Arial"/>
           <w:b/>
           <w:lang w:eastAsia="en-US"/>
         </w:rPr>
@@ -1552,7 +1552,7 @@
         <w:spacing w:after="0" w:line="240" w:lineRule="auto"/>
         <w:textAlignment w:val="baseline"/>
         <w:rPr>
-          <w:rFonts w:ascii="Arial" w:eastAsia="Times New Roman" w:hAnsi="Arial" w:cs="Arial"/>
+          <w:rFonts w:ascii="Arial" w:hAnsi="Arial" w:eastAsia="Times New Roman" w:cs="Arial"/>
           <w:lang w:eastAsia="en-US"/>
         </w:rPr>
       </w:pPr>
@@ -1571,13 +1571,13 @@
         <w:spacing w:after="0" w:line="240" w:lineRule="auto"/>
         <w:textAlignment w:val="baseline"/>
         <w:rPr>
-          <w:rFonts w:ascii="Arial" w:eastAsia="Times New Roman" w:hAnsi="Arial" w:cs="Arial"/>
-          <w:lang w:eastAsia="en-US"/>
-        </w:rPr>
-      </w:pPr>
-      <w:r>
-        <w:rPr>
-          <w:rFonts w:ascii="Arial" w:eastAsia="Times New Roman" w:hAnsi="Arial" w:cs="Arial"/>
+          <w:rFonts w:ascii="Arial" w:hAnsi="Arial" w:eastAsia="Times New Roman" w:cs="Arial"/>
+          <w:lang w:eastAsia="en-US"/>
+        </w:rPr>
+      </w:pPr>
+      <w:r>
+        <w:rPr>
+          <w:rFonts w:ascii="Arial" w:hAnsi="Arial" w:eastAsia="Times New Roman" w:cs="Arial"/>
           <w:lang w:eastAsia="en-US"/>
         </w:rPr>
         <w:t>I forbindelse med forhøjelsen reguleres depositum således:</w:t>
@@ -1597,7 +1597,7 @@
         <w:spacing w:after="0" w:line="240" w:lineRule="auto"/>
         <w:textAlignment w:val="baseline"/>
         <w:rPr>
-          <w:rFonts w:ascii="Arial" w:eastAsia="Times New Roman" w:hAnsi="Arial" w:cs="Arial"/>
+          <w:rFonts w:ascii="Arial" w:hAnsi="Arial" w:eastAsia="Times New Roman" w:cs="Arial"/>
           <w:lang w:eastAsia="en-US"/>
         </w:rPr>
       </w:pPr>
@@ -1616,34 +1616,34 @@
         <w:spacing w:after="0" w:line="240" w:lineRule="auto"/>
         <w:textAlignment w:val="baseline"/>
         <w:rPr>
-          <w:rFonts w:ascii="Arial" w:eastAsia="Times New Roman" w:hAnsi="Arial" w:cs="Arial"/>
-          <w:lang w:eastAsia="en-US"/>
-        </w:rPr>
-      </w:pPr>
-      <w:r>
-        <w:rPr>
-          <w:rFonts w:ascii="Arial" w:eastAsia="Times New Roman" w:hAnsi="Arial" w:cs="Arial"/>
+          <w:rFonts w:ascii="Arial" w:hAnsi="Arial" w:eastAsia="Times New Roman" w:cs="Arial"/>
+          <w:lang w:eastAsia="en-US"/>
+        </w:rPr>
+      </w:pPr>
+      <w:r>
+        <w:rPr>
+          <w:rFonts w:ascii="Arial" w:hAnsi="Arial" w:eastAsia="Times New Roman" w:cs="Arial"/>
           <w:lang w:eastAsia="en-US"/>
         </w:rPr>
         <w:t>Nuværende depositum</w:t>
       </w:r>
       <w:r>
         <w:rPr>
-          <w:rFonts w:ascii="Arial" w:eastAsia="Times New Roman" w:hAnsi="Arial" w:cs="Arial"/>
+          <w:rFonts w:ascii="Arial" w:hAnsi="Arial" w:eastAsia="Times New Roman" w:cs="Arial"/>
           <w:lang w:eastAsia="en-US"/>
         </w:rPr>
         <w:tab/>
       </w:r>
       <w:r>
         <w:rPr>
-          <w:rFonts w:ascii="Arial" w:eastAsia="Times New Roman" w:hAnsi="Arial" w:cs="Arial"/>
+          <w:rFonts w:ascii="Arial" w:hAnsi="Arial" w:eastAsia="Times New Roman" w:cs="Arial"/>
           <w:lang w:eastAsia="en-US"/>
         </w:rPr>
         <w:tab/>
       </w:r>
       <w:r>
         <w:rPr>
-          <w:rFonts w:ascii="Arial" w:eastAsia="Times New Roman" w:hAnsi="Arial" w:cs="Arial"/>
+          <w:rFonts w:ascii="Arial" w:hAnsi="Arial" w:eastAsia="Times New Roman" w:cs="Arial"/>
           <w:lang w:eastAsia="en-US"/>
         </w:rPr>
         <w:tab/>
@@ -1651,7 +1651,7 @@
       <w:sdt>
         <w:sdtPr>
           <w:rPr>
-            <w:rFonts w:ascii="Arial" w:eastAsia="Times New Roman" w:hAnsi="Arial" w:cs="Arial"/>
+            <w:rFonts w:ascii="Arial" w:hAnsi="Arial" w:eastAsia="Times New Roman" w:cs="Arial"/>
             <w:lang w:eastAsia="en-US"/>
           </w:rPr>
           <w:alias w:val="#Nav: /SVA_Regulations/DepositNow"/>
@@ -1668,7 +1668,7 @@
           <w:proofErr w:type="spellStart"/>
           <w:r>
             <w:rPr>
-              <w:rFonts w:ascii="Arial" w:eastAsia="Times New Roman" w:hAnsi="Arial" w:cs="Arial"/>
+              <w:rFonts w:ascii="Arial" w:hAnsi="Arial" w:eastAsia="Times New Roman" w:cs="Arial"/>
               <w:lang w:eastAsia="en-US"/>
             </w:rPr>
             <w:t>DepositNow</w:t>
@@ -1678,7 +1678,7 @@
       </w:sdt>
       <w:r>
         <w:rPr>
-          <w:rFonts w:ascii="Arial" w:eastAsia="Times New Roman" w:hAnsi="Arial" w:cs="Arial"/>
+          <w:rFonts w:ascii="Arial" w:hAnsi="Arial" w:eastAsia="Times New Roman" w:cs="Arial"/>
           <w:lang w:eastAsia="en-US"/>
         </w:rPr>
         <w:t xml:space="preserve"> kr.</w:t>
@@ -1698,34 +1698,34 @@
         <w:spacing w:after="0" w:line="240" w:lineRule="auto"/>
         <w:textAlignment w:val="baseline"/>
         <w:rPr>
-          <w:rFonts w:ascii="Arial" w:eastAsia="Times New Roman" w:hAnsi="Arial" w:cs="Arial"/>
-          <w:lang w:eastAsia="en-US"/>
-        </w:rPr>
-      </w:pPr>
-      <w:r>
-        <w:rPr>
-          <w:rFonts w:ascii="Arial" w:eastAsia="Times New Roman" w:hAnsi="Arial" w:cs="Arial"/>
+          <w:rFonts w:ascii="Arial" w:hAnsi="Arial" w:eastAsia="Times New Roman" w:cs="Arial"/>
+          <w:lang w:eastAsia="en-US"/>
+        </w:rPr>
+      </w:pPr>
+      <w:r>
+        <w:rPr>
+          <w:rFonts w:ascii="Arial" w:hAnsi="Arial" w:eastAsia="Times New Roman" w:cs="Arial"/>
           <w:lang w:eastAsia="en-US"/>
         </w:rPr>
         <w:t>Regulering der opkræves</w:t>
       </w:r>
       <w:r>
         <w:rPr>
-          <w:rFonts w:ascii="Arial" w:eastAsia="Times New Roman" w:hAnsi="Arial" w:cs="Arial"/>
+          <w:rFonts w:ascii="Arial" w:hAnsi="Arial" w:eastAsia="Times New Roman" w:cs="Arial"/>
           <w:lang w:eastAsia="en-US"/>
         </w:rPr>
         <w:tab/>
       </w:r>
       <w:r>
         <w:rPr>
-          <w:rFonts w:ascii="Arial" w:eastAsia="Times New Roman" w:hAnsi="Arial" w:cs="Arial"/>
+          <w:rFonts w:ascii="Arial" w:hAnsi="Arial" w:eastAsia="Times New Roman" w:cs="Arial"/>
           <w:lang w:eastAsia="en-US"/>
         </w:rPr>
         <w:tab/>
       </w:r>
       <w:r>
         <w:rPr>
-          <w:rFonts w:ascii="Arial" w:eastAsia="Times New Roman" w:hAnsi="Arial" w:cs="Arial"/>
+          <w:rFonts w:ascii="Arial" w:hAnsi="Arial" w:eastAsia="Times New Roman" w:cs="Arial"/>
           <w:lang w:eastAsia="en-US"/>
         </w:rPr>
         <w:tab/>
@@ -1733,7 +1733,7 @@
       <w:sdt>
         <w:sdtPr>
           <w:rPr>
-            <w:rFonts w:ascii="Arial" w:eastAsia="Times New Roman" w:hAnsi="Arial" w:cs="Arial"/>
+            <w:rFonts w:ascii="Arial" w:hAnsi="Arial" w:eastAsia="Times New Roman" w:cs="Arial"/>
             <w:lang w:eastAsia="en-US"/>
           </w:rPr>
           <w:alias w:val="#Nav: /SVA_Regulations/RegulationDeposit"/>
@@ -1750,7 +1750,7 @@
           <w:proofErr w:type="spellStart"/>
           <w:r>
             <w:rPr>
-              <w:rFonts w:ascii="Arial" w:eastAsia="Times New Roman" w:hAnsi="Arial" w:cs="Arial"/>
+              <w:rFonts w:ascii="Arial" w:hAnsi="Arial" w:eastAsia="Times New Roman" w:cs="Arial"/>
               <w:lang w:eastAsia="en-US"/>
             </w:rPr>
             <w:t>RegulationDeposit</w:t>
@@ -1760,7 +1760,7 @@
       </w:sdt>
       <w:r>
         <w:rPr>
-          <w:rFonts w:ascii="Arial" w:eastAsia="Times New Roman" w:hAnsi="Arial" w:cs="Arial"/>
+          <w:rFonts w:ascii="Arial" w:hAnsi="Arial" w:eastAsia="Times New Roman" w:cs="Arial"/>
           <w:lang w:eastAsia="en-US"/>
         </w:rPr>
         <w:t xml:space="preserve"> kr. </w:t>
@@ -1780,34 +1780,34 @@
         <w:spacing w:after="0" w:line="240" w:lineRule="auto"/>
         <w:textAlignment w:val="baseline"/>
         <w:rPr>
-          <w:rFonts w:ascii="Arial" w:eastAsia="Times New Roman" w:hAnsi="Arial" w:cs="Arial"/>
-          <w:lang w:eastAsia="en-US"/>
-        </w:rPr>
-      </w:pPr>
-      <w:r>
-        <w:rPr>
-          <w:rFonts w:ascii="Arial" w:eastAsia="Times New Roman" w:hAnsi="Arial" w:cs="Arial"/>
+          <w:rFonts w:ascii="Arial" w:hAnsi="Arial" w:eastAsia="Times New Roman" w:cs="Arial"/>
+          <w:lang w:eastAsia="en-US"/>
+        </w:rPr>
+      </w:pPr>
+      <w:r>
+        <w:rPr>
+          <w:rFonts w:ascii="Arial" w:hAnsi="Arial" w:eastAsia="Times New Roman" w:cs="Arial"/>
           <w:lang w:eastAsia="en-US"/>
         </w:rPr>
         <w:t>Depositum i alt</w:t>
       </w:r>
       <w:r>
         <w:rPr>
-          <w:rFonts w:ascii="Arial" w:eastAsia="Times New Roman" w:hAnsi="Arial" w:cs="Arial"/>
+          <w:rFonts w:ascii="Arial" w:hAnsi="Arial" w:eastAsia="Times New Roman" w:cs="Arial"/>
           <w:lang w:eastAsia="en-US"/>
         </w:rPr>
         <w:tab/>
       </w:r>
       <w:r>
         <w:rPr>
-          <w:rFonts w:ascii="Arial" w:eastAsia="Times New Roman" w:hAnsi="Arial" w:cs="Arial"/>
+          <w:rFonts w:ascii="Arial" w:hAnsi="Arial" w:eastAsia="Times New Roman" w:cs="Arial"/>
           <w:lang w:eastAsia="en-US"/>
         </w:rPr>
         <w:tab/>
       </w:r>
       <w:r>
         <w:rPr>
-          <w:rFonts w:ascii="Arial" w:eastAsia="Times New Roman" w:hAnsi="Arial" w:cs="Arial"/>
+          <w:rFonts w:ascii="Arial" w:hAnsi="Arial" w:eastAsia="Times New Roman" w:cs="Arial"/>
           <w:lang w:eastAsia="en-US"/>
         </w:rPr>
         <w:tab/>
@@ -1815,7 +1815,7 @@
       <w:sdt>
         <w:sdtPr>
           <w:rPr>
-            <w:rFonts w:ascii="Arial" w:eastAsia="Times New Roman" w:hAnsi="Arial" w:cs="Arial"/>
+            <w:rFonts w:ascii="Arial" w:hAnsi="Arial" w:eastAsia="Times New Roman" w:cs="Arial"/>
             <w:lang w:eastAsia="en-US"/>
           </w:rPr>
           <w:alias w:val="#Nav: /SVA_Regulations/DepositNew"/>
@@ -1832,7 +1832,7 @@
           <w:proofErr w:type="spellStart"/>
           <w:r>
             <w:rPr>
-              <w:rFonts w:ascii="Arial" w:eastAsia="Times New Roman" w:hAnsi="Arial" w:cs="Arial"/>
+              <w:rFonts w:ascii="Arial" w:hAnsi="Arial" w:eastAsia="Times New Roman" w:cs="Arial"/>
               <w:lang w:eastAsia="en-US"/>
             </w:rPr>
             <w:t>DepositNew</w:t>
@@ -1842,7 +1842,7 @@
       </w:sdt>
       <w:r>
         <w:rPr>
-          <w:rFonts w:ascii="Arial" w:eastAsia="Times New Roman" w:hAnsi="Arial" w:cs="Arial"/>
+          <w:rFonts w:ascii="Arial" w:hAnsi="Arial" w:eastAsia="Times New Roman" w:cs="Arial"/>
           <w:lang w:eastAsia="en-US"/>
         </w:rPr>
         <w:t xml:space="preserve"> kr.</w:t>
@@ -1857,13 +1857,13 @@
         <w:spacing w:after="0" w:line="240" w:lineRule="auto"/>
         <w:textAlignment w:val="baseline"/>
         <w:rPr>
-          <w:rFonts w:ascii="Arial" w:eastAsia="Times New Roman" w:hAnsi="Arial" w:cs="Arial"/>
-          <w:lang w:eastAsia="en-US"/>
-        </w:rPr>
-      </w:pPr>
-      <w:r>
-        <w:rPr>
-          <w:rFonts w:ascii="Arial" w:eastAsia="Times New Roman" w:hAnsi="Arial" w:cs="Arial"/>
+          <w:rFonts w:ascii="Arial" w:hAnsi="Arial" w:eastAsia="Times New Roman" w:cs="Arial"/>
+          <w:lang w:eastAsia="en-US"/>
+        </w:rPr>
+      </w:pPr>
+      <w:r>
+        <w:rPr>
+          <w:rFonts w:ascii="Arial" w:hAnsi="Arial" w:eastAsia="Times New Roman" w:cs="Arial"/>
           <w:lang w:eastAsia="en-US"/>
         </w:rPr>
         <w:tab/>
@@ -1883,7 +1883,7 @@
         <w:spacing w:after="0" w:line="240" w:lineRule="auto"/>
         <w:textAlignment w:val="baseline"/>
         <w:rPr>
-          <w:rFonts w:ascii="Arial" w:eastAsia="Times New Roman" w:hAnsi="Arial" w:cs="Arial"/>
+          <w:rFonts w:ascii="Arial" w:hAnsi="Arial" w:eastAsia="Times New Roman" w:cs="Arial"/>
           <w:lang w:eastAsia="en-US"/>
         </w:rPr>
       </w:pPr>
@@ -1902,7 +1902,7 @@
         <w:spacing w:after="0" w:line="240" w:lineRule="auto"/>
         <w:textAlignment w:val="baseline"/>
         <w:rPr>
-          <w:rFonts w:ascii="Arial" w:eastAsia="Times New Roman" w:hAnsi="Arial" w:cs="Arial"/>
+          <w:rFonts w:ascii="Arial" w:hAnsi="Arial" w:eastAsia="Times New Roman" w:cs="Arial"/>
           <w:lang w:eastAsia="en-US"/>
         </w:rPr>
       </w:pPr>
@@ -1921,13 +1921,13 @@
         <w:spacing w:after="0" w:line="240" w:lineRule="auto"/>
         <w:textAlignment w:val="baseline"/>
         <w:rPr>
-          <w:rFonts w:ascii="Arial" w:eastAsia="Times New Roman" w:hAnsi="Arial" w:cs="Arial"/>
-          <w:lang w:eastAsia="en-US"/>
-        </w:rPr>
-      </w:pPr>
-      <w:r>
-        <w:rPr>
-          <w:rFonts w:ascii="Arial" w:eastAsia="Times New Roman" w:hAnsi="Arial" w:cs="Arial"/>
+          <w:rFonts w:ascii="Arial" w:hAnsi="Arial" w:eastAsia="Times New Roman" w:cs="Arial"/>
+          <w:lang w:eastAsia="en-US"/>
+        </w:rPr>
+      </w:pPr>
+      <w:r>
+        <w:rPr>
+          <w:rFonts w:ascii="Arial" w:hAnsi="Arial" w:eastAsia="Times New Roman" w:cs="Arial"/>
           <w:lang w:eastAsia="en-US"/>
         </w:rPr>
         <w:t>Med venlig hilsen</w:t>
@@ -3374,7 +3374,9 @@
 </a:theme>
 </file>
 
-<file path=customXml/item1.xml>��< ? x m l   v e r s i o n = " 1 . 0 "   e n c o d i n g = " u t f - 1 6 " ? > < N a v W o r d R e p o r t X m l P a r t   x m l n s = " u r n : m i c r o s o f t - d y n a m i c s - n a v / r e p o r t s / S V A   R e g u l a t i o n   I n d e k s   D e p   M i n / 5 0 0 3 2 / " > +<file path=customXML/item2.xml>��< ? x m l   v e r s i o n = " 1 . 0 "   e n c o d i n g = " u t f - 1 6 " ? > + 
+ < N a v W o r d R e p o r t X m l P a r t   x m l n s = " u r n : m i c r o s o f t - d y n a m i c s - n a v / r e p o r t s / S V A   R e g u l a t i o n   I n d e k s   D e p   M i n / 5 0 0 3 2 / " >   
      < S V A _ R e g u l a t i o n s >   
@@ -3465,12 +3467,4 @@
      < / C o m p a n y _ I n f o r m a t i o n >   
  < / N a v W o r d R e p o r t X m l P a r t > 
-</file>
-
-<file path=customXml/itemProps1.xml><?xml version="1.0" encoding="utf-8"?>
-<ds:datastoreItem xmlns:ds="http://schemas.openxmlformats.org/officeDocument/2006/customXml" ds:itemID="{70AD1B83-7C05-4769-9512-927D9EDFA8CE}">
-  <ds:schemaRefs>
-    <ds:schemaRef ds:uri="urn:microsoft-dynamics-nav/reports/SVA Regulation Indeks Dep Min/50032/"/>
-  </ds:schemaRefs>
-</ds:datastoreItem>
 </file>
--- a/Layouts/SVA Regulation IndeksDepMinMax.docx
+++ b/Layouts/SVA Regulation IndeksDepMinMax.docx
@@ -1,6 +1,6 @@
 
 <file path=word/document.xml><?xml version="1.0" encoding="utf-8"?>
-<w:document xmlns:wpc="http://schemas.microsoft.com/office/word/2010/wordprocessingCanvas" xmlns:cx="http://schemas.microsoft.com/office/drawing/2014/chartex" xmlns:cx1="http://schemas.microsoft.com/office/drawing/2015/9/8/chartex" xmlns:cx2="http://schemas.microsoft.com/office/drawing/2015/10/21/chartex" xmlns:cx3="http://schemas.microsoft.com/office/drawing/2016/5/9/chartex" xmlns:cx4="http://schemas.microsoft.com/office/drawing/2016/5/10/chartex" xmlns:cx5="http://schemas.microsoft.com/office/drawing/2016/5/11/chartex" xmlns:cx6="http://schemas.microsoft.com/office/drawing/2016/5/12/chartex" xmlns:cx7="http://schemas.microsoft.com/office/drawing/2016/5/13/chartex" xmlns:cx8="http://schemas.microsoft.com/office/drawing/2016/5/14/chartex" xmlns:mc="http://schemas.openxmlformats.org/markup-compatibility/2006" xmlns:aink="http://schemas.microsoft.com/office/drawing/2016/ink" xmlns:am3d="http://schemas.microsoft.com/office/drawing/2017/model3d" xmlns:o="urn:schemas-microsoft-com:office:office" xmlns:r="http://schemas.openxmlformats.org/officeDocument/2006/relationships" xmlns:m="http://schemas.openxmlformats.org/officeDocument/2006/math" xmlns:v="urn:schemas-microsoft-com:vml" xmlns:wp14="http://schemas.microsoft.com/office/word/2010/wordprocessingDrawing" xmlns:wp="http://schemas.openxmlformats.org/drawingml/2006/wordprocessingDrawing" xmlns:w10="urn:schemas-microsoft-com:office:word" xmlns:w="http://schemas.openxmlformats.org/wordprocessingml/2006/main" xmlns:w14="http://schemas.microsoft.com/office/word/2010/wordml" xmlns:w15="http://schemas.microsoft.com/office/word/2012/wordml" xmlns:w16cid="http://schemas.microsoft.com/office/word/2016/wordml/cid" xmlns:w16se="http://schemas.microsoft.com/office/word/2015/wordml/symex" xmlns:wpg="http://schemas.microsoft.com/office/word/2010/wordprocessingGroup" xmlns:wpi="http://schemas.microsoft.com/office/word/2010/wordprocessingInk" xmlns:wne="http://schemas.microsoft.com/office/word/2006/wordml" xmlns:wps="http://schemas.microsoft.com/office/word/2010/wordprocessingShape" mc:Ignorable="w14 w15 w16se w16cid wp14">
+<w:document xmlns:wpc="http://schemas.microsoft.com/office/word/2010/wordprocessingCanvas" xmlns:cx="http://schemas.microsoft.com/office/drawing/2014/chartex" xmlns:cx1="http://schemas.microsoft.com/office/drawing/2015/9/8/chartex" xmlns:cx2="http://schemas.microsoft.com/office/drawing/2015/10/21/chartex" xmlns:cx3="http://schemas.microsoft.com/office/drawing/2016/5/9/chartex" xmlns:cx4="http://schemas.microsoft.com/office/drawing/2016/5/10/chartex" xmlns:cx5="http://schemas.microsoft.com/office/drawing/2016/5/11/chartex" xmlns:cx6="http://schemas.microsoft.com/office/drawing/2016/5/12/chartex" xmlns:cx7="http://schemas.microsoft.com/office/drawing/2016/5/13/chartex" xmlns:cx8="http://schemas.microsoft.com/office/drawing/2016/5/14/chartex" xmlns:mc="http://schemas.openxmlformats.org/markup-compatibility/2006" xmlns:aink="http://schemas.microsoft.com/office/drawing/2016/ink" xmlns:am3d="http://schemas.microsoft.com/office/drawing/2017/model3d" xmlns:o="urn:schemas-microsoft-com:office:office" xmlns:r="http://schemas.openxmlformats.org/officeDocument/2006/relationships" xmlns:m="http://schemas.openxmlformats.org/officeDocument/2006/math" xmlns:v="urn:schemas-microsoft-com:vml" xmlns:wp14="http://schemas.microsoft.com/office/word/2010/wordprocessingDrawing" xmlns:wp="http://schemas.openxmlformats.org/drawingml/2006/wordprocessingDrawing" xmlns:w10="urn:schemas-microsoft-com:office:word" xmlns:w="http://schemas.openxmlformats.org/wordprocessingml/2006/main" xmlns:w14="http://schemas.microsoft.com/office/word/2010/wordml" xmlns:w15="http://schemas.microsoft.com/office/word/2012/wordml" xmlns:w16cex="http://schemas.microsoft.com/office/word/2018/wordml/cex" xmlns:w16cid="http://schemas.microsoft.com/office/word/2016/wordml/cid" xmlns:w16="http://schemas.microsoft.com/office/word/2018/wordml" xmlns:w16se="http://schemas.microsoft.com/office/word/2015/wordml/symex" xmlns:wpg="http://schemas.microsoft.com/office/word/2010/wordprocessingGroup" xmlns:wpi="http://schemas.microsoft.com/office/word/2010/wordprocessingInk" xmlns:wne="http://schemas.microsoft.com/office/word/2006/wordml" xmlns:wps="http://schemas.microsoft.com/office/word/2010/wordprocessingShape" mc:Ignorable="w14 w15 w16se w16cid w16 w16cex wp14">
   <w:body>
     <w:p>
       <w:pPr>
@@ -26,12 +26,12 @@
             <w:lang w:val="en-US" w:eastAsia="en-US"/>
           </w:rPr>
           <w:alias w:val="#Nav: /SVA_Regulations/OName1"/>
-          <w:tag w:val="#Nav: SVA Regulation Indeks Dep Min/50032"/>
+          <w:tag w:val="#Nav: SVA_Regulation_Indeks_Dep_Min/50032"/>
           <w:id w:val="1110008705"/>
           <w:placeholder>
             <w:docPart w:val="DefaultPlaceholder_-1854013440"/>
           </w:placeholder>
-          <w:dataBinding w:prefixMappings="xmlns:ns0='urn:microsoft-dynamics-nav/reports/SVA Regulation Indeks Dep Min/50032/'" w:xpath="/ns0:NavWordReportXmlPart[1]/ns0:SVA_Regulations[1]/ns0:OName1[1]" w:storeItemID="{70AD1B83-7C05-4769-9512-927D9EDFA8CE}"/>
+          <w:dataBinding w:prefixMappings="xmlns:ns0='urn:microsoft-dynamics-nav/reports/SVA_Regulation_Indeks_Dep_Min/50032/'" w:xpath="/ns0:NavWordReportXmlPart[1]/ns0:SVA_Regulations[1]/ns0:OName1[1]" w:storeItemID="{A9543A4B-563A-4340-A299-F251245FA4D6}"/>
           <w:text/>
         </w:sdtPr>
         <w:sdtEndPr/>
@@ -51,23 +51,7 @@
           <w:lang w:val="en-US" w:eastAsia="en-US"/>
         </w:rPr>
         <w:tab/>
-        <w:t>Dato</w:t>
-      </w:r>
-      <w:proofErr w:type="gramStart"/>
-      <w:r>
-        <w:rPr>
-          <w:rFonts w:ascii="Arial" w:hAnsi="Arial" w:eastAsia="Times New Roman" w:cs="Arial"/>
-          <w:lang w:val="en-US" w:eastAsia="en-US"/>
-        </w:rPr>
-        <w:t>…..</w:t>
-      </w:r>
-      <w:proofErr w:type="gramEnd"/>
-      <w:r>
-        <w:rPr>
-          <w:rFonts w:ascii="Arial" w:hAnsi="Arial" w:eastAsia="Times New Roman" w:cs="Arial"/>
-          <w:lang w:val="en-US" w:eastAsia="en-US"/>
-        </w:rPr>
-        <w:t>:</w:t>
+        <w:t>Dato…..:</w:t>
       </w:r>
       <w:r>
         <w:rPr>
@@ -104,7 +88,7 @@
           <w:noProof/>
           <w:lang w:eastAsia="en-US"/>
         </w:rPr>
-        <w:t>10. december 2019</w:t>
+        <w:t>16. november 2020</w:t>
       </w:r>
       <w:r>
         <w:rPr>
@@ -138,12 +122,12 @@
             <w:lang w:val="en-US" w:eastAsia="en-US"/>
           </w:rPr>
           <w:alias w:val="#Nav: /SVA_Regulations/OName2"/>
-          <w:tag w:val="#Nav: SVA Regulation Indeks Dep Min/50032"/>
+          <w:tag w:val="#Nav: SVA_Regulation_Indeks_Dep_Min/50032"/>
           <w:id w:val="-1591691422"/>
           <w:placeholder>
             <w:docPart w:val="DefaultPlaceholder_-1854013440"/>
           </w:placeholder>
-          <w:dataBinding w:prefixMappings="xmlns:ns0='urn:microsoft-dynamics-nav/reports/SVA Regulation Indeks Dep Min/50032/'" w:xpath="/ns0:NavWordReportXmlPart[1]/ns0:SVA_Regulations[1]/ns0:OName2[1]" w:storeItemID="{70AD1B83-7C05-4769-9512-927D9EDFA8CE}"/>
+          <w:dataBinding w:prefixMappings="xmlns:ns0='urn:microsoft-dynamics-nav/reports/SVA_Regulation_Indeks_Dep_Min/50032/'" w:xpath="/ns0:NavWordReportXmlPart[1]/ns0:SVA_Regulations[1]/ns0:OName2[1]" w:storeItemID="{A9543A4B-563A-4340-A299-F251245FA4D6}"/>
           <w:text/>
         </w:sdtPr>
         <w:sdtEndPr/>
@@ -195,12 +179,12 @@
             <w:lang w:val="en-US" w:eastAsia="en-US"/>
           </w:rPr>
           <w:alias w:val="#Nav: /SVA_Regulations/TenancyNo"/>
-          <w:tag w:val="#Nav: SVA Regulation Indeks Dep Min/50032"/>
+          <w:tag w:val="#Nav: SVA_Regulation_Indeks_Dep_Min/50032"/>
           <w:id w:val="800663584"/>
           <w:placeholder>
             <w:docPart w:val="DefaultPlaceholder_-1854013440"/>
           </w:placeholder>
-          <w:dataBinding w:prefixMappings="xmlns:ns0='urn:microsoft-dynamics-nav/reports/SVA Regulation Indeks Dep Min/50032/'" w:xpath="/ns0:NavWordReportXmlPart[1]/ns0:SVA_Regulations[1]/ns0:TenancyNo[1]" w:storeItemID="{70AD1B83-7C05-4769-9512-927D9EDFA8CE}"/>
+          <w:dataBinding w:prefixMappings="xmlns:ns0='urn:microsoft-dynamics-nav/reports/SVA_Regulation_Indeks_Dep_Min/50032/'" w:xpath="/ns0:NavWordReportXmlPart[1]/ns0:SVA_Regulations[1]/ns0:TenancyNo[1]" w:storeItemID="{A9543A4B-563A-4340-A299-F251245FA4D6}"/>
           <w:text/>
         </w:sdtPr>
         <w:sdtEndPr/>
@@ -241,12 +225,12 @@
             <w:lang w:val="en-US" w:eastAsia="en-US"/>
           </w:rPr>
           <w:alias w:val="#Nav: /SVA_Regulations/OAddress"/>
-          <w:tag w:val="#Nav: SVA Regulation Indeks Dep Min/50032"/>
+          <w:tag w:val="#Nav: SVA_Regulation_Indeks_Dep_Min/50032"/>
           <w:id w:val="-1602953364"/>
           <w:placeholder>
             <w:docPart w:val="DefaultPlaceholder_-1854013440"/>
           </w:placeholder>
-          <w:dataBinding w:prefixMappings="xmlns:ns0='urn:microsoft-dynamics-nav/reports/SVA Regulation Indeks Dep Min/50032/'" w:xpath="/ns0:NavWordReportXmlPart[1]/ns0:SVA_Regulations[1]/ns0:OAddress[1]" w:storeItemID="{70AD1B83-7C05-4769-9512-927D9EDFA8CE}"/>
+          <w:dataBinding w:prefixMappings="xmlns:ns0='urn:microsoft-dynamics-nav/reports/SVA_Regulation_Indeks_Dep_Min/50032/'" w:xpath="/ns0:NavWordReportXmlPart[1]/ns0:SVA_Regulations[1]/ns0:OAddress[1]" w:storeItemID="{A9543A4B-563A-4340-A299-F251245FA4D6}"/>
           <w:text/>
         </w:sdtPr>
         <w:sdtEndPr/>
@@ -300,12 +284,12 @@
             <w:lang w:val="en-US" w:eastAsia="en-US"/>
           </w:rPr>
           <w:alias w:val="#Nav: /SVA_Regulations/Onumber"/>
-          <w:tag w:val="#Nav: SVA Regulation Indeks Dep Min/50032"/>
+          <w:tag w:val="#Nav: SVA_Regulation_Indeks_Dep_Min/50032"/>
           <w:id w:val="1540633193"/>
           <w:placeholder>
             <w:docPart w:val="DefaultPlaceholder_-1854013440"/>
           </w:placeholder>
-          <w:dataBinding w:prefixMappings="xmlns:ns0='urn:microsoft-dynamics-nav/reports/SVA Regulation Indeks Dep Min/50032/'" w:xpath="/ns0:NavWordReportXmlPart[1]/ns0:SVA_Regulations[1]/ns0:Onumber[1]" w:storeItemID="{70AD1B83-7C05-4769-9512-927D9EDFA8CE}"/>
+          <w:dataBinding w:prefixMappings="xmlns:ns0='urn:microsoft-dynamics-nav/reports/SVA_Regulation_Indeks_Dep_Min/50032/'" w:xpath="/ns0:NavWordReportXmlPart[1]/ns0:SVA_Regulations[1]/ns0:Onumber[1]" w:storeItemID="{A9543A4B-563A-4340-A299-F251245FA4D6}"/>
           <w:text/>
         </w:sdtPr>
         <w:sdtEndPr/>
@@ -346,12 +330,12 @@
             <w:lang w:val="en-US" w:eastAsia="en-US"/>
           </w:rPr>
           <w:alias w:val="#Nav: /SVA_Regulations/OAddress2"/>
-          <w:tag w:val="#Nav: SVA Regulation Indeks Dep Min/50032"/>
+          <w:tag w:val="#Nav: SVA_Regulation_Indeks_Dep_Min/50032"/>
           <w:id w:val="-1920631588"/>
           <w:placeholder>
             <w:docPart w:val="DefaultPlaceholder_-1854013440"/>
           </w:placeholder>
-          <w:dataBinding w:prefixMappings="xmlns:ns0='urn:microsoft-dynamics-nav/reports/SVA Regulation Indeks Dep Min/50032/'" w:xpath="/ns0:NavWordReportXmlPart[1]/ns0:SVA_Regulations[1]/ns0:OAddress2[1]" w:storeItemID="{70AD1B83-7C05-4769-9512-927D9EDFA8CE}"/>
+          <w:dataBinding w:prefixMappings="xmlns:ns0='urn:microsoft-dynamics-nav/reports/SVA_Regulation_Indeks_Dep_Min/50032/'" w:xpath="/ns0:NavWordReportXmlPart[1]/ns0:SVA_Regulations[1]/ns0:OAddress2[1]" w:storeItemID="{A9543A4B-563A-4340-A299-F251245FA4D6}"/>
           <w:text/>
         </w:sdtPr>
         <w:sdtEndPr/>
@@ -397,12 +381,12 @@
             <w:lang w:val="en-US" w:eastAsia="en-US"/>
           </w:rPr>
           <w:alias w:val="#Nav: /SVA_Regulations/OPostcode"/>
-          <w:tag w:val="#Nav: SVA Regulation Indeks Dep Min/50032"/>
+          <w:tag w:val="#Nav: SVA_Regulation_Indeks_Dep_Min/50032"/>
           <w:id w:val="1818374645"/>
           <w:placeholder>
             <w:docPart w:val="DefaultPlaceholder_-1854013440"/>
           </w:placeholder>
-          <w:dataBinding w:prefixMappings="xmlns:ns0='urn:microsoft-dynamics-nav/reports/SVA Regulation Indeks Dep Min/50032/'" w:xpath="/ns0:NavWordReportXmlPart[1]/ns0:SVA_Regulations[1]/ns0:OPostcode[1]" w:storeItemID="{70AD1B83-7C05-4769-9512-927D9EDFA8CE}"/>
+          <w:dataBinding w:prefixMappings="xmlns:ns0='urn:microsoft-dynamics-nav/reports/SVA_Regulation_Indeks_Dep_Min/50032/'" w:xpath="/ns0:NavWordReportXmlPart[1]/ns0:SVA_Regulations[1]/ns0:OPostcode[1]" w:storeItemID="{A9543A4B-563A-4340-A299-F251245FA4D6}"/>
           <w:text/>
         </w:sdtPr>
         <w:sdtEndPr/>
@@ -432,12 +416,12 @@
             <w:lang w:val="en-US" w:eastAsia="en-US"/>
           </w:rPr>
           <w:alias w:val="#Nav: /SVA_Regulations/OCity"/>
-          <w:tag w:val="#Nav: SVA Regulation Indeks Dep Min/50032"/>
+          <w:tag w:val="#Nav: SVA_Regulation_Indeks_Dep_Min/50032"/>
           <w:id w:val="-1035724279"/>
           <w:placeholder>
             <w:docPart w:val="DefaultPlaceholder_-1854013440"/>
           </w:placeholder>
-          <w:dataBinding w:prefixMappings="xmlns:ns0='urn:microsoft-dynamics-nav/reports/SVA Regulation Indeks Dep Min/50032/'" w:xpath="/ns0:NavWordReportXmlPart[1]/ns0:SVA_Regulations[1]/ns0:OCity[1]" w:storeItemID="{70AD1B83-7C05-4769-9512-927D9EDFA8CE}"/>
+          <w:dataBinding w:prefixMappings="xmlns:ns0='urn:microsoft-dynamics-nav/reports/SVA_Regulation_Indeks_Dep_Min/50032/'" w:xpath="/ns0:NavWordReportXmlPart[1]/ns0:SVA_Regulations[1]/ns0:OCity[1]" w:storeItemID="{A9543A4B-563A-4340-A299-F251245FA4D6}"/>
           <w:text/>
         </w:sdtPr>
         <w:sdtEndPr/>
@@ -528,12 +512,12 @@
             <w:lang w:eastAsia="en-US"/>
           </w:rPr>
           <w:alias w:val="#Nav: /SVA_Regulations/TAddress1"/>
-          <w:tag w:val="#Nav: SVA Regulation Indeks Dep Min/50032"/>
+          <w:tag w:val="#Nav: SVA_Regulation_Indeks_Dep_Min/50032"/>
           <w:id w:val="535703250"/>
           <w:placeholder>
             <w:docPart w:val="DefaultPlaceholder_-1854013440"/>
           </w:placeholder>
-          <w:dataBinding w:prefixMappings="xmlns:ns0='urn:microsoft-dynamics-nav/reports/SVA Regulation Indeks Dep Min/50032/'" w:xpath="/ns0:NavWordReportXmlPart[1]/ns0:SVA_Regulations[1]/ns0:TAddress1[1]" w:storeItemID="{70AD1B83-7C05-4769-9512-927D9EDFA8CE}"/>
+          <w:dataBinding w:prefixMappings="xmlns:ns0='urn:microsoft-dynamics-nav/reports/SVA_Regulation_Indeks_Dep_Min/50032/'" w:xpath="/ns0:NavWordReportXmlPart[1]/ns0:SVA_Regulations[1]/ns0:TAddress1[1]" w:storeItemID="{A9543A4B-563A-4340-A299-F251245FA4D6}"/>
           <w:text/>
         </w:sdtPr>
         <w:sdtEndPr/>
@@ -564,12 +548,12 @@
             <w:lang w:eastAsia="en-US"/>
           </w:rPr>
           <w:alias w:val="#Nav: /SVA_Regulations/TPostcode"/>
-          <w:tag w:val="#Nav: SVA Regulation Indeks Dep Min/50032"/>
+          <w:tag w:val="#Nav: SVA_Regulation_Indeks_Dep_Min/50032"/>
           <w:id w:val="2011164792"/>
           <w:placeholder>
             <w:docPart w:val="DefaultPlaceholder_-1854013440"/>
           </w:placeholder>
-          <w:dataBinding w:prefixMappings="xmlns:ns0='urn:microsoft-dynamics-nav/reports/SVA Regulation Indeks Dep Min/50032/'" w:xpath="/ns0:NavWordReportXmlPart[1]/ns0:SVA_Regulations[1]/ns0:TPostcode[1]" w:storeItemID="{70AD1B83-7C05-4769-9512-927D9EDFA8CE}"/>
+          <w:dataBinding w:prefixMappings="xmlns:ns0='urn:microsoft-dynamics-nav/reports/SVA_Regulation_Indeks_Dep_Min/50032/'" w:xpath="/ns0:NavWordReportXmlPart[1]/ns0:SVA_Regulations[1]/ns0:TPostcode[1]" w:storeItemID="{A9543A4B-563A-4340-A299-F251245FA4D6}"/>
           <w:text/>
         </w:sdtPr>
         <w:sdtEndPr/>
@@ -602,12 +586,12 @@
             <w:lang w:eastAsia="en-US"/>
           </w:rPr>
           <w:alias w:val="#Nav: /SVA_Regulations/TCity"/>
-          <w:tag w:val="#Nav: SVA Regulation Indeks Dep Min/50032"/>
+          <w:tag w:val="#Nav: SVA_Regulation_Indeks_Dep_Min/50032"/>
           <w:id w:val="-1676951733"/>
           <w:placeholder>
             <w:docPart w:val="DefaultPlaceholder_-1854013440"/>
           </w:placeholder>
-          <w:dataBinding w:prefixMappings="xmlns:ns0='urn:microsoft-dynamics-nav/reports/SVA Regulation Indeks Dep Min/50032/'" w:xpath="/ns0:NavWordReportXmlPart[1]/ns0:SVA_Regulations[1]/ns0:TCity[1]" w:storeItemID="{70AD1B83-7C05-4769-9512-927D9EDFA8CE}"/>
+          <w:dataBinding w:prefixMappings="xmlns:ns0='urn:microsoft-dynamics-nav/reports/SVA_Regulation_Indeks_Dep_Min/50032/'" w:xpath="/ns0:NavWordReportXmlPart[1]/ns0:SVA_Regulations[1]/ns0:TCity[1]" w:storeItemID="{A9543A4B-563A-4340-A299-F251245FA4D6}"/>
           <w:text/>
         </w:sdtPr>
         <w:sdtEndPr/>
@@ -681,12 +665,12 @@
             <w:lang w:eastAsia="en-US"/>
           </w:rPr>
           <w:alias w:val="#Nav: /SVA_Regulations/Indeksdate"/>
-          <w:tag w:val="#Nav: SVA Regulation Indeks Dep Min/50032"/>
+          <w:tag w:val="#Nav: SVA_Regulation_Indeks_Dep_Min/50032"/>
           <w:id w:val="-182983656"/>
           <w:placeholder>
             <w:docPart w:val="DefaultPlaceholder_-1854013440"/>
           </w:placeholder>
-          <w:dataBinding w:prefixMappings="xmlns:ns0='urn:microsoft-dynamics-nav/reports/SVA Regulation Indeks Dep Min/50032/'" w:xpath="/ns0:NavWordReportXmlPart[1]/ns0:SVA_Regulations[1]/ns0:Indeksdate[1]" w:storeItemID="{70AD1B83-7C05-4769-9512-927D9EDFA8CE}"/>
+          <w:dataBinding w:prefixMappings="xmlns:ns0='urn:microsoft-dynamics-nav/reports/SVA_Regulation_Indeks_Dep_Min/50032/'" w:xpath="/ns0:NavWordReportXmlPart[1]/ns0:SVA_Regulations[1]/ns0:Indeksdate[1]" w:storeItemID="{A9543A4B-563A-4340-A299-F251245FA4D6}"/>
           <w:text/>
         </w:sdtPr>
         <w:sdtEndPr/>
@@ -714,12 +698,12 @@
             <w:lang w:eastAsia="en-US"/>
           </w:rPr>
           <w:alias w:val="#Nav: /SVA_Regulations/MinRegulation"/>
-          <w:tag w:val="#Nav: SVA Regulation Indeks Dep Min/50032"/>
+          <w:tag w:val="#Nav: SVA_Regulation_Indeks_Dep_Min/50032"/>
           <w:id w:val="-756051953"/>
           <w:placeholder>
             <w:docPart w:val="DefaultPlaceholder_-1854013440"/>
           </w:placeholder>
-          <w:dataBinding w:prefixMappings="xmlns:ns0='urn:microsoft-dynamics-nav/reports/SVA Regulation Indeks Dep Min/50032/'" w:xpath="/ns0:NavWordReportXmlPart[1]/ns0:SVA_Regulations[1]/ns0:MinRegulation[1]" w:storeItemID="{70AD1B83-7C05-4769-9512-927D9EDFA8CE}"/>
+          <w:dataBinding w:prefixMappings="xmlns:ns0='urn:microsoft-dynamics-nav/reports/SVA_Regulation_Indeks_Dep_Min/50032/'" w:xpath="/ns0:NavWordReportXmlPart[1]/ns0:SVA_Regulations[1]/ns0:MinRegulation[1]" w:storeItemID="{A9543A4B-563A-4340-A299-F251245FA4D6}"/>
           <w:text/>
         </w:sdtPr>
         <w:sdtEndPr/>
@@ -749,12 +733,12 @@
             <w:lang w:eastAsia="en-US"/>
           </w:rPr>
           <w:alias w:val="#Nav: /SVA_Regulations/MaxRegulation"/>
-          <w:tag w:val="#Nav: SVA Regulation Indeks Dep Min/50032"/>
+          <w:tag w:val="#Nav: SVA_Regulation_Indeks_Dep_Min/50032"/>
           <w:id w:val="-464810847"/>
           <w:placeholder>
             <w:docPart w:val="DefaultPlaceholder_-1854013440"/>
           </w:placeholder>
-          <w:dataBinding w:prefixMappings="xmlns:ns0='urn:microsoft-dynamics-nav/reports/SVA Regulation Indeks Dep Min/50032/'" w:xpath="/ns0:NavWordReportXmlPart[1]/ns0:SVA_Regulations[1]/ns0:MaxRegulation[1]" w:storeItemID="{70AD1B83-7C05-4769-9512-927D9EDFA8CE}"/>
+          <w:dataBinding w:prefixMappings="xmlns:ns0='urn:microsoft-dynamics-nav/reports/SVA_Regulation_Indeks_Dep_Min/50032/'" w:xpath="/ns0:NavWordReportXmlPart[1]/ns0:SVA_Regulations[1]/ns0:MaxRegulation[1]" w:storeItemID="{A9543A4B-563A-4340-A299-F251245FA4D6}"/>
           <w:text/>
         </w:sdtPr>
         <w:sdtEndPr/>
@@ -830,7 +814,7 @@
     <w:p>
       <w:pPr>
         <w:tabs>
-          <w:tab w:val="decimal" w:pos="2835"/>
+          <w:tab w:val="left" w:pos="1985"/>
         </w:tabs>
         <w:overflowPunct w:val="0"/>
         <w:autoSpaceDE w:val="0"/>
@@ -848,21 +832,14 @@
           <w:rFonts w:ascii="Arial" w:hAnsi="Arial" w:eastAsia="Times New Roman" w:cs="Arial"/>
           <w:lang w:eastAsia="en-US"/>
         </w:rPr>
-        <w:t>Indeks</w:t>
-      </w:r>
-      <w:r>
-        <w:rPr>
-          <w:rFonts w:ascii="Arial" w:hAnsi="Arial" w:eastAsia="Times New Roman" w:cs="Arial"/>
-          <w:lang w:eastAsia="en-US"/>
-        </w:rPr>
-        <w:t xml:space="preserve"> 1</w:t>
-      </w:r>
-      <w:r>
-        <w:rPr>
-          <w:rFonts w:ascii="Arial" w:hAnsi="Arial" w:eastAsia="Times New Roman" w:cs="Arial"/>
-          <w:lang w:eastAsia="en-US"/>
-        </w:rPr>
-        <w:t>:</w:t>
+        <w:t>Nuværende i</w:t>
+      </w:r>
+      <w:r>
+        <w:rPr>
+          <w:rFonts w:ascii="Arial" w:hAnsi="Arial" w:eastAsia="Times New Roman" w:cs="Arial"/>
+          <w:lang w:eastAsia="en-US"/>
+        </w:rPr>
+        <w:t>ndeks:</w:t>
       </w:r>
       <w:r>
         <w:rPr>
@@ -878,12 +855,12 @@
             <w:lang w:eastAsia="en-US"/>
           </w:rPr>
           <w:alias w:val="#Nav: /SVA_Regulations/IndeksOld"/>
-          <w:tag w:val="#Nav: SVA Regulation Indeks Dep Min/50032"/>
+          <w:tag w:val="#Nav: SVA_Regulation_Indeks_Dep_Min/50032"/>
           <w:id w:val="1669599916"/>
           <w:placeholder>
             <w:docPart w:val="DefaultPlaceholder_-1854013440"/>
           </w:placeholder>
-          <w:dataBinding w:prefixMappings="xmlns:ns0='urn:microsoft-dynamics-nav/reports/SVA Regulation Indeks Dep Min/50032/'" w:xpath="/ns0:NavWordReportXmlPart[1]/ns0:SVA_Regulations[1]/ns0:IndeksOld[1]" w:storeItemID="{70AD1B83-7C05-4769-9512-927D9EDFA8CE}"/>
+          <w:dataBinding w:prefixMappings="xmlns:ns0='urn:microsoft-dynamics-nav/reports/SVA_Regulation_Indeks_Dep_Min/50032/'" w:xpath="/ns0:NavWordReportXmlPart[1]/ns0:SVA_Regulations[1]/ns0:IndeksOld[1]" w:storeItemID="{A9543A4B-563A-4340-A299-F251245FA4D6}"/>
           <w:text/>
         </w:sdtPr>
         <w:sdtEndPr/>
@@ -903,7 +880,8 @@
     <w:p>
       <w:pPr>
         <w:tabs>
-          <w:tab w:val="decimal" w:pos="2835"/>
+          <w:tab w:val="decimal" w:pos="0"/>
+          <w:tab w:val="left" w:pos="1985"/>
         </w:tabs>
         <w:overflowPunct w:val="0"/>
         <w:autoSpaceDE w:val="0"/>
@@ -921,21 +899,14 @@
           <w:rFonts w:ascii="Arial" w:hAnsi="Arial" w:eastAsia="Times New Roman" w:cs="Arial"/>
           <w:lang w:eastAsia="en-US"/>
         </w:rPr>
-        <w:t>Indeks</w:t>
-      </w:r>
-      <w:r>
-        <w:rPr>
-          <w:rFonts w:ascii="Arial" w:hAnsi="Arial" w:eastAsia="Times New Roman" w:cs="Arial"/>
-          <w:lang w:eastAsia="en-US"/>
-        </w:rPr>
-        <w:t xml:space="preserve"> 2</w:t>
-      </w:r>
-      <w:r>
-        <w:rPr>
-          <w:rFonts w:ascii="Arial" w:hAnsi="Arial" w:eastAsia="Times New Roman" w:cs="Arial"/>
-          <w:lang w:eastAsia="en-US"/>
-        </w:rPr>
-        <w:t>:</w:t>
+        <w:t>Nyt i</w:t>
+      </w:r>
+      <w:r>
+        <w:rPr>
+          <w:rFonts w:ascii="Arial" w:hAnsi="Arial" w:eastAsia="Times New Roman" w:cs="Arial"/>
+          <w:lang w:eastAsia="en-US"/>
+        </w:rPr>
+        <w:t>ndeks:</w:t>
       </w:r>
       <w:r>
         <w:rPr>
@@ -951,12 +922,12 @@
             <w:lang w:eastAsia="en-US"/>
           </w:rPr>
           <w:alias w:val="#Nav: /SVA_Regulations/IndeksNew"/>
-          <w:tag w:val="#Nav: SVA Regulation Indeks Dep Min/50032"/>
+          <w:tag w:val="#Nav: SVA_Regulation_Indeks_Dep_Min/50032"/>
           <w:id w:val="-1520996888"/>
           <w:placeholder>
             <w:docPart w:val="DefaultPlaceholder_-1854013440"/>
           </w:placeholder>
-          <w:dataBinding w:prefixMappings="xmlns:ns0='urn:microsoft-dynamics-nav/reports/SVA Regulation Indeks Dep Min/50032/'" w:xpath="/ns0:NavWordReportXmlPart[1]/ns0:SVA_Regulations[1]/ns0:IndeksNew[1]" w:storeItemID="{70AD1B83-7C05-4769-9512-927D9EDFA8CE}"/>
+          <w:dataBinding w:prefixMappings="xmlns:ns0='urn:microsoft-dynamics-nav/reports/SVA_Regulation_Indeks_Dep_Min/50032/'" w:xpath="/ns0:NavWordReportXmlPart[1]/ns0:SVA_Regulations[1]/ns0:IndeksNew[1]" w:storeItemID="{A9543A4B-563A-4340-A299-F251245FA4D6}"/>
           <w:text/>
         </w:sdtPr>
         <w:sdtEndPr/>
@@ -1024,12 +995,12 @@
             <w:lang w:eastAsia="en-US"/>
           </w:rPr>
           <w:alias w:val="#Nav: /SVA_Regulations/ActualRegulation"/>
-          <w:tag w:val="#Nav: SVA Regulation Indeks Dep Min/50032"/>
+          <w:tag w:val="#Nav: SVA_Regulation_Indeks_Dep_Min/50032"/>
           <w:id w:val="-1042897227"/>
           <w:placeholder>
             <w:docPart w:val="DefaultPlaceholder_-1854013440"/>
           </w:placeholder>
-          <w:dataBinding w:prefixMappings="xmlns:ns0='urn:microsoft-dynamics-nav/reports/SVA Regulation Indeks Dep Min/50032/'" w:xpath="/ns0:NavWordReportXmlPart[1]/ns0:SVA_Regulations[1]/ns0:ActualRegulation[1]" w:storeItemID="{70AD1B83-7C05-4769-9512-927D9EDFA8CE}"/>
+          <w:dataBinding w:prefixMappings="xmlns:ns0='urn:microsoft-dynamics-nav/reports/SVA_Regulation_Indeks_Dep_Min/50032/'" w:xpath="/ns0:NavWordReportXmlPart[1]/ns0:SVA_Regulations[1]/ns0:ActualRegulation[1]" w:storeItemID="{A9543A4B-563A-4340-A299-F251245FA4D6}"/>
           <w:text/>
         </w:sdtPr>
         <w:sdtEndPr/>
@@ -1098,12 +1069,12 @@
             <w:lang w:eastAsia="en-US"/>
           </w:rPr>
           <w:alias w:val="#Nav: /SVA_Regulations/Regulationdate"/>
-          <w:tag w:val="#Nav: SVA Regulation Indeks Dep Min/50032"/>
+          <w:tag w:val="#Nav: SVA_Regulation_Indeks_Dep_Min/50032"/>
           <w:id w:val="-1078597765"/>
           <w:placeholder>
             <w:docPart w:val="DefaultPlaceholder_-1854013440"/>
           </w:placeholder>
-          <w:dataBinding w:prefixMappings="xmlns:ns0='urn:microsoft-dynamics-nav/reports/SVA Regulation Indeks Dep Min/50032/'" w:xpath="/ns0:NavWordReportXmlPart[1]/ns0:SVA_Regulations[1]/ns0:Regulationdate[1]" w:storeItemID="{70AD1B83-7C05-4769-9512-927D9EDFA8CE}"/>
+          <w:dataBinding w:prefixMappings="xmlns:ns0='urn:microsoft-dynamics-nav/reports/SVA_Regulation_Indeks_Dep_Min/50032/'" w:xpath="/ns0:NavWordReportXmlPart[1]/ns0:SVA_Regulations[1]/ns0:Regulationdate[1]" w:storeItemID="{A9543A4B-563A-4340-A299-F251245FA4D6}"/>
           <w:text/>
         </w:sdtPr>
         <w:sdtEndPr/>
@@ -1219,12 +1190,12 @@
             <w:lang w:eastAsia="en-US"/>
           </w:rPr>
           <w:alias w:val="#Nav: /SVA_Regulations/RentYearNow"/>
-          <w:tag w:val="#Nav: SVA Regulation Indeks Dep Min/50032"/>
+          <w:tag w:val="#Nav: SVA_Regulation_Indeks_Dep_Min/50032"/>
           <w:id w:val="-1058015184"/>
           <w:placeholder>
             <w:docPart w:val="DefaultPlaceholder_-1854013440"/>
           </w:placeholder>
-          <w:dataBinding w:prefixMappings="xmlns:ns0='urn:microsoft-dynamics-nav/reports/SVA Regulation Indeks Dep Min/50032/'" w:xpath="/ns0:NavWordReportXmlPart[1]/ns0:SVA_Regulations[1]/ns0:RentYearNow[1]" w:storeItemID="{70AD1B83-7C05-4769-9512-927D9EDFA8CE}"/>
+          <w:dataBinding w:prefixMappings="xmlns:ns0='urn:microsoft-dynamics-nav/reports/SVA_Regulation_Indeks_Dep_Min/50032/'" w:xpath="/ns0:NavWordReportXmlPart[1]/ns0:SVA_Regulations[1]/ns0:RentYearNow[1]" w:storeItemID="{A9543A4B-563A-4340-A299-F251245FA4D6}"/>
           <w:text/>
         </w:sdtPr>
         <w:sdtEndPr/>
@@ -1261,12 +1232,12 @@
             <w:lang w:eastAsia="en-US"/>
           </w:rPr>
           <w:alias w:val="#Nav: /SVA_Regulations/RentPerNow"/>
-          <w:tag w:val="#Nav: SVA Regulation Indeks Dep Min/50032"/>
+          <w:tag w:val="#Nav: SVA_Regulation_Indeks_Dep_Min/50032"/>
           <w:id w:val="2130197292"/>
           <w:placeholder>
             <w:docPart w:val="DefaultPlaceholder_-1854013440"/>
           </w:placeholder>
-          <w:dataBinding w:prefixMappings="xmlns:ns0='urn:microsoft-dynamics-nav/reports/SVA Regulation Indeks Dep Min/50032/'" w:xpath="/ns0:NavWordReportXmlPart[1]/ns0:SVA_Regulations[1]/ns0:RentPerNow[1]" w:storeItemID="{70AD1B83-7C05-4769-9512-927D9EDFA8CE}"/>
+          <w:dataBinding w:prefixMappings="xmlns:ns0='urn:microsoft-dynamics-nav/reports/SVA_Regulation_Indeks_Dep_Min/50032/'" w:xpath="/ns0:NavWordReportXmlPart[1]/ns0:SVA_Regulations[1]/ns0:RentPerNow[1]" w:storeItemID="{A9543A4B-563A-4340-A299-F251245FA4D6}"/>
           <w:text/>
         </w:sdtPr>
         <w:sdtEndPr/>
@@ -1328,12 +1299,12 @@
             <w:lang w:eastAsia="en-US"/>
           </w:rPr>
           <w:alias w:val="#Nav: /SVA_Regulations/RegulationYear"/>
-          <w:tag w:val="#Nav: SVA Regulation Indeks Dep Min/50032"/>
+          <w:tag w:val="#Nav: SVA_Regulation_Indeks_Dep_Min/50032"/>
           <w:id w:val="-1166169176"/>
           <w:placeholder>
             <w:docPart w:val="DefaultPlaceholder_-1854013440"/>
           </w:placeholder>
-          <w:dataBinding w:prefixMappings="xmlns:ns0='urn:microsoft-dynamics-nav/reports/SVA Regulation Indeks Dep Min/50032/'" w:xpath="/ns0:NavWordReportXmlPart[1]/ns0:SVA_Regulations[1]/ns0:RegulationYear[1]" w:storeItemID="{70AD1B83-7C05-4769-9512-927D9EDFA8CE}"/>
+          <w:dataBinding w:prefixMappings="xmlns:ns0='urn:microsoft-dynamics-nav/reports/SVA_Regulation_Indeks_Dep_Min/50032/'" w:xpath="/ns0:NavWordReportXmlPart[1]/ns0:SVA_Regulations[1]/ns0:RegulationYear[1]" w:storeItemID="{A9543A4B-563A-4340-A299-F251245FA4D6}"/>
           <w:text/>
         </w:sdtPr>
         <w:sdtEndPr/>
@@ -1370,12 +1341,12 @@
             <w:lang w:eastAsia="en-US"/>
           </w:rPr>
           <w:alias w:val="#Nav: /SVA_Regulations/RegulationPer"/>
-          <w:tag w:val="#Nav: SVA Regulation Indeks Dep Min/50032"/>
+          <w:tag w:val="#Nav: SVA_Regulation_Indeks_Dep_Min/50032"/>
           <w:id w:val="1306196971"/>
           <w:placeholder>
             <w:docPart w:val="DefaultPlaceholder_-1854013440"/>
           </w:placeholder>
-          <w:dataBinding w:prefixMappings="xmlns:ns0='urn:microsoft-dynamics-nav/reports/SVA Regulation Indeks Dep Min/50032/'" w:xpath="/ns0:NavWordReportXmlPart[1]/ns0:SVA_Regulations[1]/ns0:RegulationPer[1]" w:storeItemID="{70AD1B83-7C05-4769-9512-927D9EDFA8CE}"/>
+          <w:dataBinding w:prefixMappings="xmlns:ns0='urn:microsoft-dynamics-nav/reports/SVA_Regulation_Indeks_Dep_Min/50032/'" w:xpath="/ns0:NavWordReportXmlPart[1]/ns0:SVA_Regulations[1]/ns0:RegulationPer[1]" w:storeItemID="{A9543A4B-563A-4340-A299-F251245FA4D6}"/>
           <w:text/>
         </w:sdtPr>
         <w:sdtEndPr/>
@@ -1437,12 +1408,12 @@
             <w:lang w:eastAsia="en-US"/>
           </w:rPr>
           <w:alias w:val="#Nav: /SVA_Regulations/RentYearNew"/>
-          <w:tag w:val="#Nav: SVA Regulation Indeks Dep Min/50032"/>
+          <w:tag w:val="#Nav: SVA_Regulation_Indeks_Dep_Min/50032"/>
           <w:id w:val="-1677031339"/>
           <w:placeholder>
             <w:docPart w:val="DefaultPlaceholder_-1854013440"/>
           </w:placeholder>
-          <w:dataBinding w:prefixMappings="xmlns:ns0='urn:microsoft-dynamics-nav/reports/SVA Regulation Indeks Dep Min/50032/'" w:xpath="/ns0:NavWordReportXmlPart[1]/ns0:SVA_Regulations[1]/ns0:RentYearNew[1]" w:storeItemID="{70AD1B83-7C05-4769-9512-927D9EDFA8CE}"/>
+          <w:dataBinding w:prefixMappings="xmlns:ns0='urn:microsoft-dynamics-nav/reports/SVA_Regulation_Indeks_Dep_Min/50032/'" w:xpath="/ns0:NavWordReportXmlPart[1]/ns0:SVA_Regulations[1]/ns0:RentYearNew[1]" w:storeItemID="{A9543A4B-563A-4340-A299-F251245FA4D6}"/>
           <w:text/>
         </w:sdtPr>
         <w:sdtEndPr/>
@@ -1479,12 +1450,12 @@
             <w:lang w:eastAsia="en-US"/>
           </w:rPr>
           <w:alias w:val="#Nav: /SVA_Regulations/RentPerNew"/>
-          <w:tag w:val="#Nav: SVA Regulation Indeks Dep Min/50032"/>
+          <w:tag w:val="#Nav: SVA_Regulation_Indeks_Dep_Min/50032"/>
           <w:id w:val="-1031954381"/>
           <w:placeholder>
             <w:docPart w:val="DefaultPlaceholder_-1854013440"/>
           </w:placeholder>
-          <w:dataBinding w:prefixMappings="xmlns:ns0='urn:microsoft-dynamics-nav/reports/SVA Regulation Indeks Dep Min/50032/'" w:xpath="/ns0:NavWordReportXmlPart[1]/ns0:SVA_Regulations[1]/ns0:RentPerNew[1]" w:storeItemID="{70AD1B83-7C05-4769-9512-927D9EDFA8CE}"/>
+          <w:dataBinding w:prefixMappings="xmlns:ns0='urn:microsoft-dynamics-nav/reports/SVA_Regulation_Indeks_Dep_Min/50032/'" w:xpath="/ns0:NavWordReportXmlPart[1]/ns0:SVA_Regulations[1]/ns0:RentPerNew[1]" w:storeItemID="{A9543A4B-563A-4340-A299-F251245FA4D6}"/>
           <w:text/>
         </w:sdtPr>
         <w:sdtEndPr/>
@@ -1655,12 +1626,12 @@
             <w:lang w:eastAsia="en-US"/>
           </w:rPr>
           <w:alias w:val="#Nav: /SVA_Regulations/DepositNow"/>
-          <w:tag w:val="#Nav: SVA Regulation Indeks Dep Min/50032"/>
+          <w:tag w:val="#Nav: SVA_Regulation_Indeks_Dep_Min/50032"/>
           <w:id w:val="694273732"/>
           <w:placeholder>
             <w:docPart w:val="DefaultPlaceholder_-1854013440"/>
           </w:placeholder>
-          <w:dataBinding w:prefixMappings="xmlns:ns0='urn:microsoft-dynamics-nav/reports/SVA Regulation Indeks Dep Min/50032/'" w:xpath="/ns0:NavWordReportXmlPart[1]/ns0:SVA_Regulations[1]/ns0:DepositNow[1]" w:storeItemID="{70AD1B83-7C05-4769-9512-927D9EDFA8CE}"/>
+          <w:dataBinding w:prefixMappings="xmlns:ns0='urn:microsoft-dynamics-nav/reports/SVA_Regulation_Indeks_Dep_Min/50032/'" w:xpath="/ns0:NavWordReportXmlPart[1]/ns0:SVA_Regulations[1]/ns0:DepositNow[1]" w:storeItemID="{A9543A4B-563A-4340-A299-F251245FA4D6}"/>
           <w:text/>
         </w:sdtPr>
         <w:sdtEndPr/>
@@ -1737,12 +1708,12 @@
             <w:lang w:eastAsia="en-US"/>
           </w:rPr>
           <w:alias w:val="#Nav: /SVA_Regulations/RegulationDeposit"/>
-          <w:tag w:val="#Nav: SVA Regulation Indeks Dep Min/50032"/>
+          <w:tag w:val="#Nav: SVA_Regulation_Indeks_Dep_Min/50032"/>
           <w:id w:val="-12841164"/>
           <w:placeholder>
             <w:docPart w:val="DefaultPlaceholder_-1854013440"/>
           </w:placeholder>
-          <w:dataBinding w:prefixMappings="xmlns:ns0='urn:microsoft-dynamics-nav/reports/SVA Regulation Indeks Dep Min/50032/'" w:xpath="/ns0:NavWordReportXmlPart[1]/ns0:SVA_Regulations[1]/ns0:RegulationDeposit[1]" w:storeItemID="{70AD1B83-7C05-4769-9512-927D9EDFA8CE}"/>
+          <w:dataBinding w:prefixMappings="xmlns:ns0='urn:microsoft-dynamics-nav/reports/SVA_Regulation_Indeks_Dep_Min/50032/'" w:xpath="/ns0:NavWordReportXmlPart[1]/ns0:SVA_Regulations[1]/ns0:RegulationDeposit[1]" w:storeItemID="{A9543A4B-563A-4340-A299-F251245FA4D6}"/>
           <w:text/>
         </w:sdtPr>
         <w:sdtEndPr/>
@@ -1819,12 +1790,12 @@
             <w:lang w:eastAsia="en-US"/>
           </w:rPr>
           <w:alias w:val="#Nav: /SVA_Regulations/DepositNew"/>
-          <w:tag w:val="#Nav: SVA Regulation Indeks Dep Min/50032"/>
+          <w:tag w:val="#Nav: SVA_Regulation_Indeks_Dep_Min/50032"/>
           <w:id w:val="-1310238729"/>
           <w:placeholder>
             <w:docPart w:val="DefaultPlaceholder_-1854013440"/>
           </w:placeholder>
-          <w:dataBinding w:prefixMappings="xmlns:ns0='urn:microsoft-dynamics-nav/reports/SVA Regulation Indeks Dep Min/50032/'" w:xpath="/ns0:NavWordReportXmlPart[1]/ns0:SVA_Regulations[1]/ns0:DepositNew[1]" w:storeItemID="{70AD1B83-7C05-4769-9512-927D9EDFA8CE}"/>
+          <w:dataBinding w:prefixMappings="xmlns:ns0='urn:microsoft-dynamics-nav/reports/SVA_Regulation_Indeks_Dep_Min/50032/'" w:xpath="/ns0:NavWordReportXmlPart[1]/ns0:SVA_Regulations[1]/ns0:DepositNew[1]" w:storeItemID="{A9543A4B-563A-4340-A299-F251245FA4D6}"/>
           <w:text/>
         </w:sdtPr>
         <w:sdtEndPr/>
@@ -1922,21 +1893,47 @@
         <w:textAlignment w:val="baseline"/>
         <w:rPr>
           <w:rFonts w:ascii="Arial" w:hAnsi="Arial" w:eastAsia="Times New Roman" w:cs="Arial"/>
-          <w:lang w:eastAsia="en-US"/>
-        </w:rPr>
-      </w:pPr>
-      <w:r>
-        <w:rPr>
-          <w:rFonts w:ascii="Arial" w:hAnsi="Arial" w:eastAsia="Times New Roman" w:cs="Arial"/>
-          <w:lang w:eastAsia="en-US"/>
-        </w:rPr>
-        <w:t>Med venlig hilsen</w:t>
-      </w:r>
+          <w:lang w:val="en-US" w:eastAsia="en-US"/>
+        </w:rPr>
+      </w:pPr>
+      <w:r>
+        <w:rPr>
+          <w:rFonts w:ascii="Arial" w:hAnsi="Arial" w:eastAsia="Times New Roman" w:cs="Arial"/>
+          <w:lang w:val="en-US" w:eastAsia="en-US"/>
+        </w:rPr>
+        <w:t xml:space="preserve">Med </w:t>
+      </w:r>
+      <w:proofErr w:type="spellStart"/>
+      <w:r>
+        <w:rPr>
+          <w:rFonts w:ascii="Arial" w:hAnsi="Arial" w:eastAsia="Times New Roman" w:cs="Arial"/>
+          <w:lang w:val="en-US" w:eastAsia="en-US"/>
+        </w:rPr>
+        <w:t>venlig</w:t>
+      </w:r>
+      <w:proofErr w:type="spellEnd"/>
+      <w:r>
+        <w:rPr>
+          <w:rFonts w:ascii="Arial" w:hAnsi="Arial" w:eastAsia="Times New Roman" w:cs="Arial"/>
+          <w:lang w:val="en-US" w:eastAsia="en-US"/>
+        </w:rPr>
+        <w:t xml:space="preserve"> </w:t>
+      </w:r>
+      <w:proofErr w:type="spellStart"/>
+      <w:r>
+        <w:rPr>
+          <w:rFonts w:ascii="Arial" w:hAnsi="Arial" w:eastAsia="Times New Roman" w:cs="Arial"/>
+          <w:lang w:val="en-US" w:eastAsia="en-US"/>
+        </w:rPr>
+        <w:t>hilsen</w:t>
+      </w:r>
+      <w:proofErr w:type="spellEnd"/>
     </w:p>
     <w:p>
       <w:pPr>
         <w:rPr>
           <w:rFonts w:ascii="Arial" w:hAnsi="Arial" w:cs="Arial"/>
+          <w:lang w:val="en-US"/>
         </w:rPr>
       </w:pPr>
     </w:p>
@@ -1944,14 +1941,15 @@
       <w:sdtPr>
         <w:rPr>
           <w:rFonts w:ascii="Arial" w:hAnsi="Arial" w:cs="Arial"/>
-        </w:rPr>
-        <w:alias w:val="#Nav: /Company_Information/CName"/>
-        <w:tag w:val="#Nav: SVA Regulation Indeks Dep Min/50032"/>
-        <w:id w:val="-1168236712"/>
+          <w:lang w:val="en-US"/>
+        </w:rPr>
+        <w:alias w:val="#Nav: /Company_Information/CompanyAddress1"/>
+        <w:tag w:val="#Nav: SVA_Regulation_Indeks_Dep_Min/50032"/>
+        <w:id w:val="1651241602"/>
         <w:placeholder>
           <w:docPart w:val="DefaultPlaceholder_-1854013440"/>
         </w:placeholder>
-        <w:dataBinding w:prefixMappings="xmlns:ns0='urn:microsoft-dynamics-nav/reports/SVA Regulation Indeks Dep Min/50032/'" w:xpath="/ns0:NavWordReportXmlPart[1]/ns0:Company_Information[1]/ns0:CName[1]" w:storeItemID="{70AD1B83-7C05-4769-9512-927D9EDFA8CE}"/>
+        <w:dataBinding w:prefixMappings="xmlns:ns0='urn:microsoft-dynamics-nav/reports/SVA_Regulation_Indeks_Dep_Min/50032/'" w:xpath="/ns0:NavWordReportXmlPart[1]/ns0:Company_Information[1]/ns0:CompanyAddress1[1]" w:storeItemID="{A9543A4B-563A-4340-A299-F251245FA4D6}"/>
         <w:text/>
       </w:sdtPr>
       <w:sdtEndPr/>
@@ -1961,16 +1959,16 @@
             <w:spacing w:after="0" w:line="240" w:lineRule="auto"/>
             <w:rPr>
               <w:rFonts w:ascii="Arial" w:hAnsi="Arial" w:cs="Arial"/>
+              <w:lang w:val="en-US"/>
             </w:rPr>
           </w:pPr>
-          <w:proofErr w:type="spellStart"/>
           <w:r>
             <w:rPr>
               <w:rFonts w:ascii="Arial" w:hAnsi="Arial" w:cs="Arial"/>
+              <w:lang w:val="en-US"/>
             </w:rPr>
-            <w:t>CName</w:t>
+            <w:t>CompanyAddress1</w:t>
           </w:r>
-          <w:proofErr w:type="spellEnd"/>
         </w:p>
       </w:sdtContent>
     </w:sdt>
@@ -1978,14 +1976,15 @@
       <w:sdtPr>
         <w:rPr>
           <w:rFonts w:ascii="Arial" w:hAnsi="Arial" w:cs="Arial"/>
-        </w:rPr>
-        <w:alias w:val="#Nav: /Company_Information/CAddress"/>
-        <w:tag w:val="#Nav: SVA Regulation Indeks Dep Min/50032"/>
-        <w:id w:val="-1175270647"/>
+          <w:lang w:val="en-US"/>
+        </w:rPr>
+        <w:alias w:val="#Nav: /Company_Information/CompanyAddress2"/>
+        <w:tag w:val="#Nav: SVA_Regulation_Indeks_Dep_Min/50032"/>
+        <w:id w:val="-562257956"/>
         <w:placeholder>
           <w:docPart w:val="DefaultPlaceholder_-1854013440"/>
         </w:placeholder>
-        <w:dataBinding w:prefixMappings="xmlns:ns0='urn:microsoft-dynamics-nav/reports/SVA Regulation Indeks Dep Min/50032/'" w:xpath="/ns0:NavWordReportXmlPart[1]/ns0:Company_Information[1]/ns0:CAddress[1]" w:storeItemID="{70AD1B83-7C05-4769-9512-927D9EDFA8CE}"/>
+        <w:dataBinding w:prefixMappings="xmlns:ns0='urn:microsoft-dynamics-nav/reports/SVA_Regulation_Indeks_Dep_Min/50032/'" w:xpath="/ns0:NavWordReportXmlPart[1]/ns0:Company_Information[1]/ns0:CompanyAddress2[1]" w:storeItemID="{A9543A4B-563A-4340-A299-F251245FA4D6}"/>
         <w:text/>
       </w:sdtPr>
       <w:sdtEndPr/>
@@ -1995,16 +1994,16 @@
             <w:spacing w:after="0" w:line="240" w:lineRule="auto"/>
             <w:rPr>
               <w:rFonts w:ascii="Arial" w:hAnsi="Arial" w:cs="Arial"/>
+              <w:lang w:val="en-US"/>
             </w:rPr>
           </w:pPr>
-          <w:proofErr w:type="spellStart"/>
           <w:r>
             <w:rPr>
               <w:rFonts w:ascii="Arial" w:hAnsi="Arial" w:cs="Arial"/>
+              <w:lang w:val="en-US"/>
             </w:rPr>
-            <w:t>CAddress</w:t>
+            <w:t>CompanyAddress2</w:t>
           </w:r>
-          <w:proofErr w:type="spellEnd"/>
         </w:p>
       </w:sdtContent>
     </w:sdt>
@@ -2020,57 +2019,23 @@
           <w:rPr>
             <w:rFonts w:ascii="Arial" w:hAnsi="Arial" w:cs="Arial"/>
           </w:rPr>
-          <w:alias w:val="#Nav: /Company_Information/CPostCode"/>
-          <w:tag w:val="#Nav: SVA Regulation Indeks Dep Min/50032"/>
-          <w:id w:val="2064754430"/>
+          <w:alias w:val="#Nav: /Company_Information/CompanyAddress3"/>
+          <w:tag w:val="#Nav: SVA_Regulation_Indeks_Dep_Min/50032"/>
+          <w:id w:val="177163379"/>
           <w:placeholder>
             <w:docPart w:val="DefaultPlaceholder_-1854013440"/>
           </w:placeholder>
-          <w:dataBinding w:prefixMappings="xmlns:ns0='urn:microsoft-dynamics-nav/reports/SVA Regulation Indeks Dep Min/50032/'" w:xpath="/ns0:NavWordReportXmlPart[1]/ns0:Company_Information[1]/ns0:CPostCode[1]" w:storeItemID="{70AD1B83-7C05-4769-9512-927D9EDFA8CE}"/>
+          <w:dataBinding w:prefixMappings="xmlns:ns0='urn:microsoft-dynamics-nav/reports/SVA_Regulation_Indeks_Dep_Min/50032/'" w:xpath="/ns0:NavWordReportXmlPart[1]/ns0:Company_Information[1]/ns0:CompanyAddress3[1]" w:storeItemID="{A9543A4B-563A-4340-A299-F251245FA4D6}"/>
           <w:text/>
         </w:sdtPr>
         <w:sdtEndPr/>
         <w:sdtContent>
-          <w:proofErr w:type="spellStart"/>
           <w:r>
             <w:rPr>
               <w:rFonts w:ascii="Arial" w:hAnsi="Arial" w:cs="Arial"/>
             </w:rPr>
-            <w:t>CPostCode</w:t>
+            <w:t>CompanyAddress3</w:t>
           </w:r>
-          <w:proofErr w:type="spellEnd"/>
-        </w:sdtContent>
-      </w:sdt>
-      <w:r>
-        <w:rPr>
-          <w:rFonts w:ascii="Arial" w:hAnsi="Arial" w:cs="Arial"/>
-        </w:rPr>
-        <w:t xml:space="preserve"> </w:t>
-      </w:r>
-      <w:sdt>
-        <w:sdtPr>
-          <w:rPr>
-            <w:rFonts w:ascii="Arial" w:hAnsi="Arial" w:cs="Arial"/>
-          </w:rPr>
-          <w:alias w:val="#Nav: /Company_Information/CCity"/>
-          <w:tag w:val="#Nav: SVA Regulation Indeks Dep Min/50032"/>
-          <w:id w:val="-1181041172"/>
-          <w:placeholder>
-            <w:docPart w:val="DefaultPlaceholder_-1854013440"/>
-          </w:placeholder>
-          <w:dataBinding w:prefixMappings="xmlns:ns0='urn:microsoft-dynamics-nav/reports/SVA Regulation Indeks Dep Min/50032/'" w:xpath="/ns0:NavWordReportXmlPart[1]/ns0:Company_Information[1]/ns0:CCity[1]" w:storeItemID="{70AD1B83-7C05-4769-9512-927D9EDFA8CE}"/>
-          <w:text/>
-        </w:sdtPr>
-        <w:sdtEndPr/>
-        <w:sdtContent>
-          <w:proofErr w:type="spellStart"/>
-          <w:r>
-            <w:rPr>
-              <w:rFonts w:ascii="Arial" w:hAnsi="Arial" w:cs="Arial"/>
-            </w:rPr>
-            <w:t>CCity</w:t>
-          </w:r>
-          <w:proofErr w:type="spellEnd"/>
         </w:sdtContent>
       </w:sdt>
     </w:p>
@@ -2088,7 +2053,7 @@
 </file>
 
 <file path=word/styles.xml><?xml version="1.0" encoding="utf-8"?>
-<w:styles xmlns:mc="http://schemas.openxmlformats.org/markup-compatibility/2006" xmlns:r="http://schemas.openxmlformats.org/officeDocument/2006/relationships" xmlns:w="http://schemas.openxmlformats.org/wordprocessingml/2006/main" xmlns:w14="http://schemas.microsoft.com/office/word/2010/wordml" xmlns:w15="http://schemas.microsoft.com/office/word/2012/wordml" xmlns:w16cid="http://schemas.microsoft.com/office/word/2016/wordml/cid" xmlns:w16se="http://schemas.microsoft.com/office/word/2015/wordml/symex" mc:Ignorable="w14 w15 w16se w16cid">
+<w:styles xmlns:mc="http://schemas.openxmlformats.org/markup-compatibility/2006" xmlns:r="http://schemas.openxmlformats.org/officeDocument/2006/relationships" xmlns:w="http://schemas.openxmlformats.org/wordprocessingml/2006/main" xmlns:w14="http://schemas.microsoft.com/office/word/2010/wordml" xmlns:w15="http://schemas.microsoft.com/office/word/2012/wordml" xmlns:w16cex="http://schemas.microsoft.com/office/word/2018/wordml/cex" xmlns:w16cid="http://schemas.microsoft.com/office/word/2016/wordml/cid" xmlns:w16="http://schemas.microsoft.com/office/word/2018/wordml" xmlns:w16se="http://schemas.microsoft.com/office/word/2015/wordml/symex" mc:Ignorable="w14 w15 w16se w16cid w16 w16cex">
   <w:docDefaults>
     <w:rPrDefault>
       <w:rPr>
@@ -2210,6 +2175,7 @@
     <w:lsdException w:name="HTML Sample" w:semiHidden="1" w:unhideWhenUsed="1"/>
     <w:lsdException w:name="HTML Typewriter" w:semiHidden="1" w:unhideWhenUsed="1"/>
     <w:lsdException w:name="HTML Variable" w:semiHidden="1" w:unhideWhenUsed="1"/>
+    <w:lsdException w:name="Normal Table" w:semiHidden="1" w:unhideWhenUsed="1"/>
     <w:lsdException w:name="annotation subject" w:semiHidden="1" w:unhideWhenUsed="1"/>
     <w:lsdException w:name="No List" w:semiHidden="1" w:unhideWhenUsed="1"/>
     <w:lsdException w:name="Outline List 1" w:semiHidden="1" w:unhideWhenUsed="1"/>
@@ -2256,8 +2222,10 @@
     <w:lsdException w:name="Table Subtle 2" w:semiHidden="1" w:unhideWhenUsed="1"/>
     <w:lsdException w:name="Table Web 1" w:semiHidden="1" w:unhideWhenUsed="1"/>
     <w:lsdException w:name="Table Web 2" w:semiHidden="1" w:unhideWhenUsed="1"/>
+    <w:lsdException w:name="Table Web 3" w:semiHidden="1" w:unhideWhenUsed="1"/>
     <w:lsdException w:name="Balloon Text" w:semiHidden="1" w:unhideWhenUsed="1"/>
     <w:lsdException w:name="Table Grid" w:uiPriority="39"/>
+    <w:lsdException w:name="Table Theme" w:semiHidden="1" w:unhideWhenUsed="1"/>
     <w:lsdException w:name="Placeholder Text" w:semiHidden="1"/>
     <w:lsdException w:name="No Spacing" w:uiPriority="1" w:qFormat="1"/>
     <w:lsdException w:name="Light Shading" w:uiPriority="60"/>
@@ -2524,7 +2492,7 @@
 </file>
 
 <file path=word/glossary/document.xml><?xml version="1.0" encoding="utf-8"?>
-<w:glossaryDocument xmlns:wpc="http://schemas.microsoft.com/office/word/2010/wordprocessingCanvas" xmlns:cx="http://schemas.microsoft.com/office/drawing/2014/chartex" xmlns:cx1="http://schemas.microsoft.com/office/drawing/2015/9/8/chartex" xmlns:cx2="http://schemas.microsoft.com/office/drawing/2015/10/21/chartex" xmlns:cx3="http://schemas.microsoft.com/office/drawing/2016/5/9/chartex" xmlns:cx4="http://schemas.microsoft.com/office/drawing/2016/5/10/chartex" xmlns:cx5="http://schemas.microsoft.com/office/drawing/2016/5/11/chartex" xmlns:cx6="http://schemas.microsoft.com/office/drawing/2016/5/12/chartex" xmlns:cx7="http://schemas.microsoft.com/office/drawing/2016/5/13/chartex" xmlns:cx8="http://schemas.microsoft.com/office/drawing/2016/5/14/chartex" xmlns:mc="http://schemas.openxmlformats.org/markup-compatibility/2006" xmlns:aink="http://schemas.microsoft.com/office/drawing/2016/ink" xmlns:am3d="http://schemas.microsoft.com/office/drawing/2017/model3d" xmlns:o="urn:schemas-microsoft-com:office:office" xmlns:r="http://schemas.openxmlformats.org/officeDocument/2006/relationships" xmlns:m="http://schemas.openxmlformats.org/officeDocument/2006/math" xmlns:v="urn:schemas-microsoft-com:vml" xmlns:wp14="http://schemas.microsoft.com/office/word/2010/wordprocessingDrawing" xmlns:wp="http://schemas.openxmlformats.org/drawingml/2006/wordprocessingDrawing" xmlns:w10="urn:schemas-microsoft-com:office:word" xmlns:w="http://schemas.openxmlformats.org/wordprocessingml/2006/main" xmlns:w14="http://schemas.microsoft.com/office/word/2010/wordml" xmlns:w15="http://schemas.microsoft.com/office/word/2012/wordml" xmlns:w16cid="http://schemas.microsoft.com/office/word/2016/wordml/cid" xmlns:w16se="http://schemas.microsoft.com/office/word/2015/wordml/symex" xmlns:wpg="http://schemas.microsoft.com/office/word/2010/wordprocessingGroup" xmlns:wpi="http://schemas.microsoft.com/office/word/2010/wordprocessingInk" xmlns:wne="http://schemas.microsoft.com/office/word/2006/wordml" xmlns:wps="http://schemas.microsoft.com/office/word/2010/wordprocessingShape" mc:Ignorable="w14 w15 w16se w16cid wp14">
+<w:glossaryDocument xmlns:wpc="http://schemas.microsoft.com/office/word/2010/wordprocessingCanvas" xmlns:cx="http://schemas.microsoft.com/office/drawing/2014/chartex" xmlns:cx1="http://schemas.microsoft.com/office/drawing/2015/9/8/chartex" xmlns:cx2="http://schemas.microsoft.com/office/drawing/2015/10/21/chartex" xmlns:cx3="http://schemas.microsoft.com/office/drawing/2016/5/9/chartex" xmlns:cx4="http://schemas.microsoft.com/office/drawing/2016/5/10/chartex" xmlns:cx5="http://schemas.microsoft.com/office/drawing/2016/5/11/chartex" xmlns:cx6="http://schemas.microsoft.com/office/drawing/2016/5/12/chartex" xmlns:cx7="http://schemas.microsoft.com/office/drawing/2016/5/13/chartex" xmlns:cx8="http://schemas.microsoft.com/office/drawing/2016/5/14/chartex" xmlns:mc="http://schemas.openxmlformats.org/markup-compatibility/2006" xmlns:aink="http://schemas.microsoft.com/office/drawing/2016/ink" xmlns:am3d="http://schemas.microsoft.com/office/drawing/2017/model3d" xmlns:o="urn:schemas-microsoft-com:office:office" xmlns:r="http://schemas.openxmlformats.org/officeDocument/2006/relationships" xmlns:m="http://schemas.openxmlformats.org/officeDocument/2006/math" xmlns:v="urn:schemas-microsoft-com:vml" xmlns:wp14="http://schemas.microsoft.com/office/word/2010/wordprocessingDrawing" xmlns:wp="http://schemas.openxmlformats.org/drawingml/2006/wordprocessingDrawing" xmlns:w10="urn:schemas-microsoft-com:office:word" xmlns:w="http://schemas.openxmlformats.org/wordprocessingml/2006/main" xmlns:w14="http://schemas.microsoft.com/office/word/2010/wordml" xmlns:w15="http://schemas.microsoft.com/office/word/2012/wordml" xmlns:w16cex="http://schemas.microsoft.com/office/word/2018/wordml/cex" xmlns:w16cid="http://schemas.microsoft.com/office/word/2016/wordml/cid" xmlns:w16="http://schemas.microsoft.com/office/word/2018/wordml" xmlns:w16se="http://schemas.microsoft.com/office/word/2015/wordml/symex" xmlns:wpg="http://schemas.microsoft.com/office/word/2010/wordprocessingGroup" xmlns:wpi="http://schemas.microsoft.com/office/word/2010/wordprocessingInk" xmlns:wne="http://schemas.microsoft.com/office/word/2006/wordml" xmlns:wps="http://schemas.microsoft.com/office/word/2010/wordprocessingShape" mc:Ignorable="w14 w15 w16se w16cid w16 w16cex wp14">
   <w:docParts>
     <w:docPart>
       <w:docPartPr>
@@ -2557,7 +2525,7 @@
 </file>
 
 <file path=word/glossary/fontTable.xml><?xml version="1.0" encoding="utf-8"?>
-<w:fonts xmlns:mc="http://schemas.openxmlformats.org/markup-compatibility/2006" xmlns:r="http://schemas.openxmlformats.org/officeDocument/2006/relationships" xmlns:w="http://schemas.openxmlformats.org/wordprocessingml/2006/main" xmlns:w14="http://schemas.microsoft.com/office/word/2010/wordml" xmlns:w15="http://schemas.microsoft.com/office/word/2012/wordml" xmlns:w16cid="http://schemas.microsoft.com/office/word/2016/wordml/cid" xmlns:w16se="http://schemas.microsoft.com/office/word/2015/wordml/symex" mc:Ignorable="w14 w15 w16se w16cid">
+<w:fonts xmlns:mc="http://schemas.openxmlformats.org/markup-compatibility/2006" xmlns:r="http://schemas.openxmlformats.org/officeDocument/2006/relationships" xmlns:w="http://schemas.openxmlformats.org/wordprocessingml/2006/main" xmlns:w14="http://schemas.microsoft.com/office/word/2010/wordml" xmlns:w15="http://schemas.microsoft.com/office/word/2012/wordml" xmlns:w16cex="http://schemas.microsoft.com/office/word/2018/wordml/cex" xmlns:w16cid="http://schemas.microsoft.com/office/word/2016/wordml/cid" xmlns:w16="http://schemas.microsoft.com/office/word/2018/wordml" xmlns:w16se="http://schemas.microsoft.com/office/word/2015/wordml/symex" mc:Ignorable="w14 w15 w16se w16cid w16 w16cex">
   <w:font w:name="Calibri">
     <w:panose1 w:val="020F0502020204030204"/>
     <w:charset w:val="00"/>
@@ -2590,7 +2558,7 @@
 </file>
 
 <file path=word/glossary/settings.xml><?xml version="1.0" encoding="utf-8"?>
-<w:settings xmlns:mc="http://schemas.openxmlformats.org/markup-compatibility/2006" xmlns:o="urn:schemas-microsoft-com:office:office" xmlns:r="http://schemas.openxmlformats.org/officeDocument/2006/relationships" xmlns:m="http://schemas.openxmlformats.org/officeDocument/2006/math" xmlns:v="urn:schemas-microsoft-com:vml" xmlns:w10="urn:schemas-microsoft-com:office:word" xmlns:w="http://schemas.openxmlformats.org/wordprocessingml/2006/main" xmlns:w14="http://schemas.microsoft.com/office/word/2010/wordml" xmlns:w15="http://schemas.microsoft.com/office/word/2012/wordml" xmlns:w16cid="http://schemas.microsoft.com/office/word/2016/wordml/cid" xmlns:w16se="http://schemas.microsoft.com/office/word/2015/wordml/symex" xmlns:sl="http://schemas.openxmlformats.org/schemaLibrary/2006/main" mc:Ignorable="w14 w15 w16se w16cid">
+<w:settings xmlns:mc="http://schemas.openxmlformats.org/markup-compatibility/2006" xmlns:o="urn:schemas-microsoft-com:office:office" xmlns:r="http://schemas.openxmlformats.org/officeDocument/2006/relationships" xmlns:m="http://schemas.openxmlformats.org/officeDocument/2006/math" xmlns:v="urn:schemas-microsoft-com:vml" xmlns:w10="urn:schemas-microsoft-com:office:word" xmlns:w="http://schemas.openxmlformats.org/wordprocessingml/2006/main" xmlns:w14="http://schemas.microsoft.com/office/word/2010/wordml" xmlns:w15="http://schemas.microsoft.com/office/word/2012/wordml" xmlns:w16cex="http://schemas.microsoft.com/office/word/2018/wordml/cex" xmlns:w16cid="http://schemas.microsoft.com/office/word/2016/wordml/cid" xmlns:w16="http://schemas.microsoft.com/office/word/2018/wordml" xmlns:w16se="http://schemas.microsoft.com/office/word/2015/wordml/symex" xmlns:sl="http://schemas.openxmlformats.org/schemaLibrary/2006/main" mc:Ignorable="w14 w15 w16se w16cid w16 w16cex">
   <w:view w:val="normal"/>
   <w:defaultTabStop w:val="1304"/>
   <w:hyphenationZone w:val="425"/>
@@ -2610,6 +2578,8 @@
     <w:rsid w:val="00473982"/>
     <w:rsid w:val="005324E5"/>
     <w:rsid w:val="00617064"/>
+    <w:rsid w:val="00AA7271"/>
+    <w:rsid w:val="00B34EEB"/>
     <w:rsid w:val="00B43C6A"/>
     <w:rsid w:val="00BF7783"/>
     <w:rsid w:val="00D7081E"/>
@@ -2637,7 +2607,7 @@
 </file>
 
 <file path=word/glossary/styles.xml><?xml version="1.0" encoding="utf-8"?>
-<w:styles xmlns:mc="http://schemas.openxmlformats.org/markup-compatibility/2006" xmlns:r="http://schemas.openxmlformats.org/officeDocument/2006/relationships" xmlns:w="http://schemas.openxmlformats.org/wordprocessingml/2006/main" xmlns:w14="http://schemas.microsoft.com/office/word/2010/wordml" xmlns:w15="http://schemas.microsoft.com/office/word/2012/wordml" xmlns:w16cid="http://schemas.microsoft.com/office/word/2016/wordml/cid" xmlns:w16se="http://schemas.microsoft.com/office/word/2015/wordml/symex" mc:Ignorable="w14 w15 w16se w16cid">
+<w:styles xmlns:mc="http://schemas.openxmlformats.org/markup-compatibility/2006" xmlns:r="http://schemas.openxmlformats.org/officeDocument/2006/relationships" xmlns:w="http://schemas.openxmlformats.org/wordprocessingml/2006/main" xmlns:w14="http://schemas.microsoft.com/office/word/2010/wordml" xmlns:w15="http://schemas.microsoft.com/office/word/2012/wordml" xmlns:w16cex="http://schemas.microsoft.com/office/word/2018/wordml/cex" xmlns:w16cid="http://schemas.microsoft.com/office/word/2016/wordml/cid" xmlns:w16="http://schemas.microsoft.com/office/word/2018/wordml" xmlns:w16se="http://schemas.microsoft.com/office/word/2015/wordml/symex" mc:Ignorable="w14 w15 w16se w16cid w16 w16cex">
   <w:docDefaults>
     <w:rPrDefault>
       <w:rPr>
@@ -2759,6 +2729,7 @@
     <w:lsdException w:name="HTML Sample" w:semiHidden="1" w:unhideWhenUsed="1"/>
     <w:lsdException w:name="HTML Typewriter" w:semiHidden="1" w:unhideWhenUsed="1"/>
     <w:lsdException w:name="HTML Variable" w:semiHidden="1" w:unhideWhenUsed="1"/>
+    <w:lsdException w:name="Normal Table" w:semiHidden="1" w:unhideWhenUsed="1"/>
     <w:lsdException w:name="annotation subject" w:semiHidden="1" w:unhideWhenUsed="1"/>
     <w:lsdException w:name="No List" w:semiHidden="1" w:unhideWhenUsed="1"/>
     <w:lsdException w:name="Outline List 1" w:semiHidden="1" w:unhideWhenUsed="1"/>
@@ -2805,8 +2776,10 @@
     <w:lsdException w:name="Table Subtle 2" w:semiHidden="1" w:unhideWhenUsed="1"/>
     <w:lsdException w:name="Table Web 1" w:semiHidden="1" w:unhideWhenUsed="1"/>
     <w:lsdException w:name="Table Web 2" w:semiHidden="1" w:unhideWhenUsed="1"/>
+    <w:lsdException w:name="Table Web 3" w:semiHidden="1" w:unhideWhenUsed="1"/>
     <w:lsdException w:name="Balloon Text" w:semiHidden="1" w:unhideWhenUsed="1"/>
     <w:lsdException w:name="Table Grid" w:uiPriority="39"/>
+    <w:lsdException w:name="Table Theme" w:semiHidden="1" w:unhideWhenUsed="1"/>
     <w:lsdException w:name="Placeholder Text" w:semiHidden="1"/>
     <w:lsdException w:name="No Spacing" w:uiPriority="1" w:qFormat="1"/>
     <w:lsdException w:name="Light Shading" w:uiPriority="60"/>
@@ -3073,7 +3046,7 @@
 </file>
 
 <file path=word/glossary/webSettings.xml><?xml version="1.0" encoding="utf-8"?>
-<w:webSettings xmlns:mc="http://schemas.openxmlformats.org/markup-compatibility/2006" xmlns:r="http://schemas.openxmlformats.org/officeDocument/2006/relationships" xmlns:w="http://schemas.openxmlformats.org/wordprocessingml/2006/main" xmlns:w14="http://schemas.microsoft.com/office/word/2010/wordml" xmlns:w15="http://schemas.microsoft.com/office/word/2012/wordml" xmlns:w16cid="http://schemas.microsoft.com/office/word/2016/wordml/cid" xmlns:w16se="http://schemas.microsoft.com/office/word/2015/wordml/symex" mc:Ignorable="w14 w15 w16se w16cid">
+<w:webSettings xmlns:mc="http://schemas.openxmlformats.org/markup-compatibility/2006" xmlns:r="http://schemas.openxmlformats.org/officeDocument/2006/relationships" xmlns:w="http://schemas.openxmlformats.org/wordprocessingml/2006/main" xmlns:w14="http://schemas.microsoft.com/office/word/2010/wordml" xmlns:w15="http://schemas.microsoft.com/office/word/2012/wordml" xmlns:w16cex="http://schemas.microsoft.com/office/word/2018/wordml/cex" xmlns:w16cid="http://schemas.microsoft.com/office/word/2016/wordml/cid" xmlns:w16="http://schemas.microsoft.com/office/word/2018/wordml" xmlns:w16se="http://schemas.microsoft.com/office/word/2015/wordml/symex" mc:Ignorable="w14 w15 w16se w16cid w16 w16cex">
   <w:optimizeForBrowser/>
   <w:allowPNG/>
 </w:webSettings>
@@ -3376,7 +3349,7 @@
 
 <file path=customXML/item2.xml>��< ? x m l   v e r s i o n = " 1 . 0 "   e n c o d i n g = " u t f - 1 6 " ? >   
- < N a v W o r d R e p o r t X m l P a r t   x m l n s = " u r n : m i c r o s o f t - d y n a m i c s - n a v / r e p o r t s / S V A   R e g u l a t i o n   I n d e k s   D e p   M i n / 5 0 0 3 2 / " > + < N a v W o r d R e p o r t X m l P a r t   x m l n s = " u r n : m i c r o s o f t - d y n a m i c s - n a v / r e p o r t s / S V A _ R e g u l a t i o n _ I n d e k s _ D e p _ M i n / 5 0 0 3 2 / " >   
      < S V A _ R e g u l a t i o n s >   
@@ -3410,6 +3383,8 @@
  
          < O C o u n t r y > O C o u n t r y < / O C o u n t r y >   
+         < O l d I n d e k s D a t e > O l d I n d e k s D a t e < / O l d I n d e k s D a t e > + 
          < O N a m e 1 > O N a m e 1 < / O N a m e 1 >   
          < O N a m e 2 > O N a m e 2 < / O N a m e 2 > @@ -3456,13 +3431,29 @@
  
      < C o m p a n y _ I n f o r m a t i o n >   
-         < C A d d r e s s > C A d d r e s s < / C A d d r e s s > - 
-         < C C i t y > C C i t y < / C C i t y > - 
-         < C N a m e > C N a m e < / C N a m e > - 
-         < C P o s t C o d e > C P o s t C o d e < / C P o s t C o d e > +         < C o m p a n y A d d r e s s 1 > C o m p a n y A d d r e s s 1 < / C o m p a n y A d d r e s s 1 > + 
+         < C o m p a n y A d d r e s s 2 > C o m p a n y A d d r e s s 2 < / C o m p a n y A d d r e s s 2 > + 
+         < C o m p a n y A d d r e s s 3 > C o m p a n y A d d r e s s 3 < / C o m p a n y A d d r e s s 3 > + 
+         < C o m p a n y H o m e P a g e > C o m p a n y H o m e P a g e < / C o m p a n y H o m e P a g e > + 
+         < C o m p a n y P h o n e N o > C o m p a n y P h o n e N o < / C o m p a n y P h o n e N o > + 
+         < C o m p a n y P i c t u r e > C o m p a n y P i c t u r e < / C o m p a n y P i c t u r e > + 
+         < C o m p a n y V a t R e g N o > C o m p a n y V a t R e g N o < / C o m p a n y V a t R e g N o > + 
+         < U s e r E m a i l > U s e r E m a i l < / U s e r E m a i l > + 
+         < U s e r N a m e > U s e r N a m e < / U s e r N a m e > + 
+         < U s e r P h o n e > U s e r P h o n e < / U s e r P h o n e > + 
+         < U s e r T e x t > U s e r T e x t < / U s e r T e x t > + 
+         < V a t T e x t > V a t T e x t < / V a t T e x t >   
      < / C o m p a n y _ I n f o r m a t i o n >   
